--- a/certificates/year - Temp - Ar - D - SBS - اديان عبدالامير فخري احمد - DEFAULT.docx
+++ b/certificates/year - Temp - Ar - D - SBS - اديان عبدالامير فخري احمد - DEFAULT.docx
@@ -294,7 +294,7 @@
                 <w:szCs w:val="24"/>
                 <w:lang w:bidi="ar-IQ"/>
               </w:rPr>
-              <w:t xml:space="preserve">١٩٩٩/١١/١١ -البصرة</w:t>
+              <w:t xml:space="preserve">‎١٩٩٩/١١/١١‎ -البصرة</w:t>
             </w:r>
           </w:p>
         </w:tc>
@@ -379,7 +379,7 @@
                 <w:rtl/>
                 <w:lang w:bidi="ar-IQ"/>
               </w:rPr>
-              <w:t xml:space="preserve">٢٠١٥</w:t>
+              <w:t xml:space="preserve">‎٢٠١٥‎</w:t>
             </w:r>
           </w:p>
         </w:tc>
@@ -533,7 +533,7 @@
                 <w:rtl/>
                 <w:lang w:bidi="ar-IQ"/>
               </w:rPr>
-              <w:t xml:space="preserve"> ٢٠٢٠/١١/١٧</w:t>
+              <w:t xml:space="preserve"> ‎٢٠٢٠/١١/١٧‎</w:t>
             </w:r>
           </w:p>
         </w:tc>
@@ -1005,7 +1005,7 @@
                 <w:rtl/>
                 <w:lang w:bidi="ar-IQ"/>
               </w:rPr>
-              <w:t xml:space="preserve">‎٢٠١٧-٢٠١٨‎</w:t>
+              <w:t xml:space="preserve">‎٢٠١٨-٢٠١٩‎</w:t>
             </w:r>
             <w:r>
               <w:rPr>
@@ -2218,7 +2218,7 @@
                 <w:rtl/>
                 <w:lang w:bidi="ar-IQ"/>
               </w:rPr>
-              <w:t xml:space="preserve">البرمجة الكيانية 2</w:t>
+              <w:t xml:space="preserve">تحليل وتصميم النظم</w:t>
             </w:r>
           </w:p>
         </w:tc>
@@ -2246,7 +2246,7 @@
                 <w:rtl/>
                 <w:lang w:bidi="ar-IQ"/>
               </w:rPr>
-              <w:t xml:space="preserve">٥١</w:t>
+              <w:t xml:space="preserve">٥٠</w:t>
             </w:r>
           </w:p>
         </w:tc>
@@ -2391,7 +2391,7 @@
                 <w:rtl/>
                 <w:lang w:bidi="ar-IQ"/>
               </w:rPr>
-              <w:t xml:space="preserve">البرمجة المرئية*</w:t>
+              <w:t xml:space="preserve">هياكل البيانات 2</w:t>
             </w:r>
           </w:p>
         </w:tc>
@@ -2419,7 +2419,7 @@
                 <w:rtl/>
                 <w:lang w:bidi="ar-IQ"/>
               </w:rPr>
-              <w:t xml:space="preserve">٥٠</w:t>
+              <w:t xml:space="preserve">٥٢</w:t>
             </w:r>
           </w:p>
         </w:tc>
@@ -2564,7 +2564,7 @@
                 <w:rtl/>
                 <w:lang w:bidi="ar-IQ"/>
               </w:rPr>
-              <w:t xml:space="preserve">النظرية الاحتسابية</w:t>
+              <w:t xml:space="preserve">البرمجة الكيانية 2</w:t>
             </w:r>
           </w:p>
         </w:tc>
@@ -2592,7 +2592,7 @@
                 <w:rtl/>
                 <w:lang w:bidi="ar-IQ"/>
               </w:rPr>
-              <w:t xml:space="preserve">٥٠</w:t>
+              <w:t xml:space="preserve">٥١</w:t>
             </w:r>
           </w:p>
         </w:tc>
@@ -2737,7 +2737,7 @@
                 <w:rtl/>
                 <w:lang w:bidi="ar-IQ"/>
               </w:rPr>
-              <w:t xml:space="preserve">طرق عددية</w:t>
+              <w:t xml:space="preserve">البرمجة المرئية*</w:t>
             </w:r>
           </w:p>
         </w:tc>
@@ -2765,7 +2765,7 @@
                 <w:rtl/>
                 <w:lang w:bidi="ar-IQ"/>
               </w:rPr>
-              <w:t xml:space="preserve">٦٦</w:t>
+              <w:t xml:space="preserve">٥٠</w:t>
             </w:r>
           </w:p>
         </w:tc>
@@ -2910,7 +2910,7 @@
                 <w:rtl/>
                 <w:lang w:bidi="ar-IQ"/>
               </w:rPr>
-              <w:t xml:space="preserve">هياكل البيانات 1</w:t>
+              <w:t xml:space="preserve">النظرية الاحتسابية</w:t>
             </w:r>
           </w:p>
         </w:tc>
@@ -2938,7 +2938,7 @@
                 <w:rtl/>
                 <w:lang w:bidi="ar-IQ"/>
               </w:rPr>
-              <w:t xml:space="preserve">٦٣</w:t>
+              <w:t xml:space="preserve">٥٠</w:t>
             </w:r>
           </w:p>
         </w:tc>
@@ -3083,7 +3083,7 @@
                 <w:rtl/>
                 <w:lang w:bidi="ar-IQ"/>
               </w:rPr>
-              <w:t xml:space="preserve"/>
+              <w:t xml:space="preserve">طرق عددية</w:t>
             </w:r>
           </w:p>
         </w:tc>
@@ -3111,7 +3111,7 @@
                 <w:rtl/>
                 <w:lang w:bidi="ar-IQ"/>
               </w:rPr>
-              <w:t xml:space="preserve"/>
+              <w:t xml:space="preserve">٦٦</w:t>
             </w:r>
           </w:p>
         </w:tc>
@@ -3138,7 +3138,7 @@
                 <w:rtl/>
                 <w:lang w:bidi="ar-IQ"/>
               </w:rPr>
-              <w:t xml:space="preserve"/>
+              <w:t xml:space="preserve">٣</w:t>
             </w:r>
           </w:p>
         </w:tc>
@@ -3256,13 +3256,303 @@
                 <w:rtl/>
                 <w:lang w:bidi="ar-IQ"/>
               </w:rPr>
+              <w:t xml:space="preserve">هياكل البيانات 1</w:t>
+            </w:r>
+          </w:p>
+        </w:tc>
+        <w:tc>
+          <w:tcPr>
+            <w:tcW w:w="339" w:type="pct"/>
+          </w:tcPr>
+          <w:p>
+            <w:pPr>
+              <w:keepNext/>
+              <w:keepLines/>
+              <w:spacing w:after="0"/>
+              <w:rPr>
+                <w:rFonts w:asciiTheme="majorBidi" w:hAnsiTheme="majorBidi" w:cstheme="majorBidi"/>
+                <w:sz w:val="18"/>
+                <w:szCs w:val="18"/>
+                <w:lang w:bidi="ar-IQ"/>
+              </w:rPr>
+            </w:pPr>
+            <w:r>
+              <w:rPr>
+                <w:rFonts w:asciiTheme="majorBidi" w:hAnsiTheme="majorBidi" w:cstheme="majorBidi"/>
+                <w:sz w:val="18"/>
+                <w:szCs w:val="18"/>
+                <w:rtl/>
+                <w:lang w:bidi="ar-IQ"/>
+              </w:rPr>
+              <w:t xml:space="preserve">٦٣</w:t>
+            </w:r>
+          </w:p>
+        </w:tc>
+        <w:tc>
+          <w:tcPr>
+            <w:tcW w:w="325" w:type="pct"/>
+          </w:tcPr>
+          <w:p>
+            <w:pPr>
+              <w:keepNext/>
+              <w:keepLines/>
+              <w:spacing w:after="0"/>
+              <w:rPr>
+                <w:rFonts w:asciiTheme="majorBidi" w:hAnsiTheme="majorBidi" w:cstheme="majorBidi"/>
+                <w:sz w:val="18"/>
+                <w:szCs w:val="18"/>
+              </w:rPr>
+            </w:pPr>
+            <w:r>
+              <w:rPr>
+                <w:rFonts w:asciiTheme="majorBidi" w:hAnsiTheme="majorBidi" w:cstheme="majorBidi"/>
+                <w:sz w:val="18"/>
+                <w:szCs w:val="18"/>
+                <w:rtl/>
+                <w:lang w:bidi="ar-IQ"/>
+              </w:rPr>
+              <w:t xml:space="preserve">٣</w:t>
+            </w:r>
+          </w:p>
+        </w:tc>
+      </w:tr>
+      <w:tr>
+        <w:trPr>
+          <w:cantSplit/>
+        </w:trPr>
+        <w:tc>
+          <w:tcPr>
+            <w:tcW w:w="1828" w:type="pct"/>
+          </w:tcPr>
+          <w:p>
+            <w:pPr>
+              <w:keepNext/>
+              <w:keepLines/>
+              <w:spacing w:after="0"/>
+              <w:rPr>
+                <w:rFonts w:asciiTheme="majorBidi" w:hAnsiTheme="majorBidi" w:cstheme="majorBidi"/>
+                <w:sz w:val="18"/>
+                <w:szCs w:val="18"/>
+                <w:lang w:bidi="ar-IQ"/>
+              </w:rPr>
+            </w:pPr>
+            <w:r>
+              <w:rPr>
+                <w:rFonts w:asciiTheme="majorBidi" w:hAnsiTheme="majorBidi" w:cstheme="majorBidi"/>
+                <w:sz w:val="18"/>
+                <w:szCs w:val="18"/>
+                <w:rtl/>
+                <w:lang w:bidi="ar-IQ"/>
+              </w:rPr>
+              <w:t xml:space="preserve">أخلاقيات الحاسوب</w:t>
+            </w:r>
+          </w:p>
+        </w:tc>
+        <w:tc>
+          <w:tcPr>
+            <w:tcW w:w="338" w:type="pct"/>
+          </w:tcPr>
+          <w:p>
+            <w:pPr>
+              <w:keepNext/>
+              <w:keepLines/>
+              <w:spacing w:after="0"/>
+              <w:rPr>
+                <w:rFonts w:asciiTheme="majorBidi" w:hAnsiTheme="majorBidi" w:cstheme="majorBidi"/>
+                <w:sz w:val="18"/>
+                <w:szCs w:val="18"/>
+                <w:lang w:bidi="ar-IQ"/>
+              </w:rPr>
+            </w:pPr>
+            <w:r>
+              <w:rPr>
+                <w:rFonts w:asciiTheme="majorBidi" w:hAnsiTheme="majorBidi" w:cstheme="majorBidi"/>
+                <w:sz w:val="18"/>
+                <w:szCs w:val="18"/>
+                <w:rtl/>
+                <w:lang w:bidi="ar-IQ"/>
+              </w:rPr>
+              <w:t xml:space="preserve">٥٨</w:t>
+            </w:r>
+          </w:p>
+        </w:tc>
+        <w:tc>
+          <w:tcPr>
+            <w:tcW w:w="339" w:type="pct"/>
+            <w:gridSpan w:val="2"/>
+          </w:tcPr>
+          <w:p>
+            <w:pPr>
+              <w:keepNext/>
+              <w:keepLines/>
+              <w:spacing w:after="0"/>
+              <w:rPr>
+                <w:rFonts w:asciiTheme="majorBidi" w:hAnsiTheme="majorBidi" w:cstheme="majorBidi"/>
+                <w:sz w:val="18"/>
+                <w:szCs w:val="18"/>
+                <w:lang w:bidi="ar-IQ"/>
+              </w:rPr>
+            </w:pPr>
+            <w:r>
+              <w:rPr>
+                <w:rFonts w:asciiTheme="majorBidi" w:hAnsiTheme="majorBidi" w:cstheme="majorBidi"/>
+                <w:sz w:val="18"/>
+                <w:szCs w:val="18"/>
+                <w:rtl/>
+                <w:lang w:bidi="ar-IQ"/>
+              </w:rPr>
+              <w:t xml:space="preserve">٢</w:t>
+            </w:r>
+          </w:p>
+        </w:tc>
+        <w:tc>
+          <w:tcPr>
+            <w:tcW w:w="1831" w:type="pct"/>
+          </w:tcPr>
+          <w:p>
+            <w:pPr>
+              <w:keepNext/>
+              <w:keepLines/>
+              <w:spacing w:after="0"/>
+              <w:rPr>
+                <w:rFonts w:asciiTheme="majorBidi" w:hAnsiTheme="majorBidi" w:cstheme="majorBidi"/>
+                <w:sz w:val="18"/>
+                <w:szCs w:val="18"/>
+                <w:lang w:bidi="ar-IQ"/>
+              </w:rPr>
+            </w:pPr>
+            <w:r>
+              <w:rPr>
+                <w:rFonts w:asciiTheme="majorBidi" w:hAnsiTheme="majorBidi" w:cstheme="majorBidi"/>
+                <w:sz w:val="18"/>
+                <w:szCs w:val="18"/>
+                <w:rtl/>
+                <w:lang w:bidi="ar-IQ"/>
+              </w:rPr>
+              <w:t xml:space="preserve">قواعد البيانات</w:t>
+            </w:r>
+          </w:p>
+        </w:tc>
+        <w:tc>
+          <w:tcPr>
+            <w:tcW w:w="339" w:type="pct"/>
+          </w:tcPr>
+          <w:p>
+            <w:pPr>
+              <w:keepNext/>
+              <w:keepLines/>
+              <w:spacing w:after="0"/>
+              <w:rPr>
+                <w:rFonts w:asciiTheme="majorBidi" w:hAnsiTheme="majorBidi" w:cstheme="majorBidi"/>
+                <w:sz w:val="18"/>
+                <w:szCs w:val="18"/>
+                <w:lang w:bidi="ar-IQ"/>
+              </w:rPr>
+            </w:pPr>
+            <w:r>
+              <w:rPr>
+                <w:rFonts w:asciiTheme="majorBidi" w:hAnsiTheme="majorBidi" w:cstheme="majorBidi"/>
+                <w:sz w:val="18"/>
+                <w:szCs w:val="18"/>
+                <w:rtl/>
+                <w:lang w:bidi="ar-IQ"/>
+              </w:rPr>
+              <w:t xml:space="preserve">٥٥</w:t>
+            </w:r>
+          </w:p>
+        </w:tc>
+        <w:tc>
+          <w:tcPr>
+            <w:tcW w:w="325" w:type="pct"/>
+          </w:tcPr>
+          <w:p>
+            <w:pPr>
+              <w:keepNext/>
+              <w:keepLines/>
+              <w:spacing w:after="0"/>
+              <w:rPr>
+                <w:rFonts w:asciiTheme="majorBidi" w:hAnsiTheme="majorBidi" w:cstheme="majorBidi"/>
+                <w:sz w:val="18"/>
+                <w:szCs w:val="18"/>
+              </w:rPr>
+            </w:pPr>
+            <w:r>
+              <w:rPr>
+                <w:rFonts w:asciiTheme="majorBidi" w:hAnsiTheme="majorBidi" w:cstheme="majorBidi"/>
+                <w:sz w:val="18"/>
+                <w:szCs w:val="18"/>
+                <w:rtl/>
+                <w:lang w:bidi="ar-IQ"/>
+              </w:rPr>
+              <w:t xml:space="preserve">٣</w:t>
+            </w:r>
+          </w:p>
+        </w:tc>
+      </w:tr>
+      <w:tr>
+        <w:trPr>
+          <w:cantSplit/>
+        </w:trPr>
+        <w:tc>
+          <w:tcPr>
+            <w:tcW w:w="1828" w:type="pct"/>
+          </w:tcPr>
+          <w:p>
+            <w:pPr>
+              <w:keepNext/>
+              <w:keepLines/>
+              <w:spacing w:after="0"/>
+              <w:rPr>
+                <w:rFonts w:asciiTheme="majorBidi" w:hAnsiTheme="majorBidi" w:cstheme="majorBidi"/>
+                <w:sz w:val="18"/>
+                <w:szCs w:val="18"/>
+                <w:lang w:bidi="ar-IQ"/>
+              </w:rPr>
+            </w:pPr>
+            <w:r>
+              <w:rPr>
+                <w:rFonts w:asciiTheme="majorBidi" w:hAnsiTheme="majorBidi" w:cstheme="majorBidi"/>
+                <w:sz w:val="18"/>
+                <w:szCs w:val="18"/>
+                <w:rtl/>
+                <w:lang w:bidi="ar-IQ"/>
+              </w:rPr>
               <w:t xml:space="preserve"/>
             </w:r>
           </w:p>
         </w:tc>
         <w:tc>
           <w:tcPr>
+            <w:tcW w:w="338" w:type="pct"/>
+          </w:tcPr>
+          <w:p>
+            <w:pPr>
+              <w:keepNext/>
+              <w:keepLines/>
+              <w:spacing w:after="0"/>
+              <w:rPr>
+                <w:rFonts w:asciiTheme="majorBidi" w:hAnsiTheme="majorBidi" w:cstheme="majorBidi"/>
+                <w:sz w:val="18"/>
+                <w:szCs w:val="18"/>
+                <w:lang w:bidi="ar-IQ"/>
+              </w:rPr>
+            </w:pPr>
+            <w:r>
+              <w:rPr>
+                <w:rFonts w:asciiTheme="majorBidi" w:hAnsiTheme="majorBidi" w:cstheme="majorBidi"/>
+                <w:sz w:val="18"/>
+                <w:szCs w:val="18"/>
+                <w:rtl/>
+                <w:lang w:bidi="ar-IQ"/>
+              </w:rPr>
+              <w:t xml:space="preserve"/>
+            </w:r>
+          </w:p>
+        </w:tc>
+        <w:tc>
+          <w:tcPr>
             <w:tcW w:w="339" w:type="pct"/>
+            <w:gridSpan w:val="2"/>
           </w:tcPr>
           <w:p>
             <w:pPr>
@@ -3290,6 +3580,62 @@
         </w:tc>
         <w:tc>
           <w:tcPr>
+            <w:tcW w:w="1831" w:type="pct"/>
+          </w:tcPr>
+          <w:p>
+            <w:pPr>
+              <w:keepNext/>
+              <w:keepLines/>
+              <w:spacing w:after="0"/>
+              <w:rPr>
+                <w:rFonts w:asciiTheme="majorBidi" w:hAnsiTheme="majorBidi" w:cstheme="majorBidi"/>
+                <w:sz w:val="18"/>
+                <w:szCs w:val="18"/>
+                <w:lang w:bidi="ar-IQ"/>
+              </w:rPr>
+            </w:pPr>
+            <w:r>
+              <w:rPr>
+                <w:rFonts w:asciiTheme="majorBidi" w:hAnsiTheme="majorBidi" w:cstheme="majorBidi"/>
+                <w:sz w:val="18"/>
+                <w:szCs w:val="18"/>
+                <w:rtl/>
+                <w:lang w:bidi="ar-IQ"/>
+              </w:rPr>
+              <w:t xml:space="preserve">الذكاء الاصطناعي*</w:t>
+            </w:r>
+          </w:p>
+        </w:tc>
+        <w:tc>
+          <w:tcPr>
+            <w:tcW w:w="339" w:type="pct"/>
+          </w:tcPr>
+          <w:p>
+            <w:pPr>
+              <w:keepNext/>
+              <w:keepLines/>
+              <w:spacing w:after="0"/>
+              <w:rPr>
+                <w:rFonts w:asciiTheme="majorBidi" w:hAnsiTheme="majorBidi" w:cstheme="majorBidi"/>
+                <w:sz w:val="18"/>
+                <w:szCs w:val="18"/>
+                <w:lang w:bidi="ar-IQ"/>
+              </w:rPr>
+            </w:pPr>
+            <w:r>
+              <w:rPr>
+                <w:rFonts w:asciiTheme="majorBidi" w:hAnsiTheme="majorBidi" w:cstheme="majorBidi"/>
+                <w:sz w:val="18"/>
+                <w:szCs w:val="18"/>
+                <w:rtl/>
+                <w:lang w:bidi="ar-IQ"/>
+              </w:rPr>
+              <w:t xml:space="preserve">٥٠</w:t>
+            </w:r>
+          </w:p>
+        </w:tc>
+        <w:tc>
+          <w:tcPr>
             <w:tcW w:w="325" w:type="pct"/>
           </w:tcPr>
           <w:p>
@@ -3311,7 +3657,1910 @@
                 <w:rtl/>
                 <w:lang w:bidi="ar-IQ"/>
               </w:rPr>
+              <w:t xml:space="preserve">٣</w:t>
+            </w:r>
+          </w:p>
+        </w:tc>
+      </w:tr>
+      <w:tr>
+        <w:trPr>
+          <w:cantSplit/>
+        </w:trPr>
+        <w:tc>
+          <w:tcPr>
+            <w:tcW w:w="1828" w:type="pct"/>
+          </w:tcPr>
+          <w:p>
+            <w:pPr>
+              <w:keepNext/>
+              <w:keepLines/>
+              <w:spacing w:after="0"/>
+              <w:rPr>
+                <w:rFonts w:asciiTheme="majorBidi" w:hAnsiTheme="majorBidi" w:cstheme="majorBidi"/>
+                <w:sz w:val="18"/>
+                <w:szCs w:val="18"/>
+                <w:lang w:bidi="ar-IQ"/>
+              </w:rPr>
+            </w:pPr>
+            <w:r>
+              <w:rPr>
+                <w:rFonts w:asciiTheme="majorBidi" w:hAnsiTheme="majorBidi" w:cstheme="majorBidi"/>
+                <w:sz w:val="18"/>
+                <w:szCs w:val="18"/>
+                <w:rtl/>
+                <w:lang w:bidi="ar-IQ"/>
+              </w:rPr>
               <w:t xml:space="preserve"/>
+            </w:r>
+          </w:p>
+        </w:tc>
+        <w:tc>
+          <w:tcPr>
+            <w:tcW w:w="338" w:type="pct"/>
+          </w:tcPr>
+          <w:p>
+            <w:pPr>
+              <w:keepNext/>
+              <w:keepLines/>
+              <w:spacing w:after="0"/>
+              <w:rPr>
+                <w:rFonts w:asciiTheme="majorBidi" w:hAnsiTheme="majorBidi" w:cstheme="majorBidi"/>
+                <w:sz w:val="18"/>
+                <w:szCs w:val="18"/>
+                <w:lang w:bidi="ar-IQ"/>
+              </w:rPr>
+            </w:pPr>
+            <w:r>
+              <w:rPr>
+                <w:rFonts w:asciiTheme="majorBidi" w:hAnsiTheme="majorBidi" w:cstheme="majorBidi"/>
+                <w:sz w:val="18"/>
+                <w:szCs w:val="18"/>
+                <w:rtl/>
+                <w:lang w:bidi="ar-IQ"/>
+              </w:rPr>
+              <w:t xml:space="preserve"/>
+            </w:r>
+          </w:p>
+        </w:tc>
+        <w:tc>
+          <w:tcPr>
+            <w:tcW w:w="339" w:type="pct"/>
+            <w:gridSpan w:val="2"/>
+          </w:tcPr>
+          <w:p>
+            <w:pPr>
+              <w:keepNext/>
+              <w:keepLines/>
+              <w:spacing w:after="0"/>
+              <w:rPr>
+                <w:rFonts w:asciiTheme="majorBidi" w:hAnsiTheme="majorBidi" w:cstheme="majorBidi"/>
+                <w:sz w:val="18"/>
+                <w:szCs w:val="18"/>
+                <w:lang w:bidi="ar-IQ"/>
+              </w:rPr>
+            </w:pPr>
+            <w:r>
+              <w:rPr>
+                <w:rFonts w:asciiTheme="majorBidi" w:hAnsiTheme="majorBidi" w:cstheme="majorBidi"/>
+                <w:sz w:val="18"/>
+                <w:szCs w:val="18"/>
+                <w:rtl/>
+                <w:lang w:bidi="ar-IQ"/>
+              </w:rPr>
+              <w:t xml:space="preserve"/>
+            </w:r>
+          </w:p>
+        </w:tc>
+        <w:tc>
+          <w:tcPr>
+            <w:tcW w:w="1831" w:type="pct"/>
+          </w:tcPr>
+          <w:p>
+            <w:pPr>
+              <w:keepNext/>
+              <w:keepLines/>
+              <w:spacing w:after="0"/>
+              <w:rPr>
+                <w:rFonts w:asciiTheme="majorBidi" w:hAnsiTheme="majorBidi" w:cstheme="majorBidi"/>
+                <w:sz w:val="18"/>
+                <w:szCs w:val="18"/>
+                <w:lang w:bidi="ar-IQ"/>
+              </w:rPr>
+            </w:pPr>
+            <w:r>
+              <w:rPr>
+                <w:rFonts w:asciiTheme="majorBidi" w:hAnsiTheme="majorBidi" w:cstheme="majorBidi"/>
+                <w:sz w:val="18"/>
+                <w:szCs w:val="18"/>
+                <w:rtl/>
+                <w:lang w:bidi="ar-IQ"/>
+              </w:rPr>
+              <w:t xml:space="preserve">برمجة المواقع 1</w:t>
+            </w:r>
+          </w:p>
+        </w:tc>
+        <w:tc>
+          <w:tcPr>
+            <w:tcW w:w="339" w:type="pct"/>
+          </w:tcPr>
+          <w:p>
+            <w:pPr>
+              <w:keepNext/>
+              <w:keepLines/>
+              <w:spacing w:after="0"/>
+              <w:rPr>
+                <w:rFonts w:asciiTheme="majorBidi" w:hAnsiTheme="majorBidi" w:cstheme="majorBidi"/>
+                <w:sz w:val="18"/>
+                <w:szCs w:val="18"/>
+                <w:lang w:bidi="ar-IQ"/>
+              </w:rPr>
+            </w:pPr>
+            <w:r>
+              <w:rPr>
+                <w:rFonts w:asciiTheme="majorBidi" w:hAnsiTheme="majorBidi" w:cstheme="majorBidi"/>
+                <w:sz w:val="18"/>
+                <w:szCs w:val="18"/>
+                <w:rtl/>
+                <w:lang w:bidi="ar-IQ"/>
+              </w:rPr>
+              <w:t xml:space="preserve">٥٨</w:t>
+            </w:r>
+          </w:p>
+        </w:tc>
+        <w:tc>
+          <w:tcPr>
+            <w:tcW w:w="325" w:type="pct"/>
+          </w:tcPr>
+          <w:p>
+            <w:pPr>
+              <w:keepNext/>
+              <w:keepLines/>
+              <w:spacing w:after="0"/>
+              <w:rPr>
+                <w:rFonts w:asciiTheme="majorBidi" w:hAnsiTheme="majorBidi" w:cstheme="majorBidi"/>
+                <w:sz w:val="18"/>
+                <w:szCs w:val="18"/>
+              </w:rPr>
+            </w:pPr>
+            <w:r>
+              <w:rPr>
+                <w:rFonts w:asciiTheme="majorBidi" w:hAnsiTheme="majorBidi" w:cstheme="majorBidi"/>
+                <w:sz w:val="18"/>
+                <w:szCs w:val="18"/>
+                <w:rtl/>
+                <w:lang w:bidi="ar-IQ"/>
+              </w:rPr>
+              <w:t xml:space="preserve">٣</w:t>
+            </w:r>
+          </w:p>
+        </w:tc>
+      </w:tr>
+      <w:tr>
+        <w:trPr>
+          <w:cantSplit/>
+        </w:trPr>
+        <w:tc>
+          <w:tcPr>
+            <w:tcW w:w="1828" w:type="pct"/>
+          </w:tcPr>
+          <w:p>
+            <w:pPr>
+              <w:keepNext/>
+              <w:keepLines/>
+              <w:spacing w:after="0"/>
+              <w:rPr>
+                <w:rFonts w:asciiTheme="majorBidi" w:hAnsiTheme="majorBidi" w:cstheme="majorBidi"/>
+                <w:sz w:val="18"/>
+                <w:szCs w:val="18"/>
+                <w:lang w:bidi="ar-IQ"/>
+              </w:rPr>
+            </w:pPr>
+            <w:r>
+              <w:rPr>
+                <w:rFonts w:asciiTheme="majorBidi" w:hAnsiTheme="majorBidi" w:cstheme="majorBidi"/>
+                <w:sz w:val="18"/>
+                <w:szCs w:val="18"/>
+                <w:rtl/>
+                <w:lang w:bidi="ar-IQ"/>
+              </w:rPr>
+              <w:t xml:space="preserve"/>
+            </w:r>
+          </w:p>
+        </w:tc>
+        <w:tc>
+          <w:tcPr>
+            <w:tcW w:w="338" w:type="pct"/>
+          </w:tcPr>
+          <w:p>
+            <w:pPr>
+              <w:keepNext/>
+              <w:keepLines/>
+              <w:spacing w:after="0"/>
+              <w:rPr>
+                <w:rFonts w:asciiTheme="majorBidi" w:hAnsiTheme="majorBidi" w:cstheme="majorBidi"/>
+                <w:sz w:val="18"/>
+                <w:szCs w:val="18"/>
+                <w:lang w:bidi="ar-IQ"/>
+              </w:rPr>
+            </w:pPr>
+            <w:r>
+              <w:rPr>
+                <w:rFonts w:asciiTheme="majorBidi" w:hAnsiTheme="majorBidi" w:cstheme="majorBidi"/>
+                <w:sz w:val="18"/>
+                <w:szCs w:val="18"/>
+                <w:rtl/>
+                <w:lang w:bidi="ar-IQ"/>
+              </w:rPr>
+              <w:t xml:space="preserve"/>
+            </w:r>
+          </w:p>
+        </w:tc>
+        <w:tc>
+          <w:tcPr>
+            <w:tcW w:w="339" w:type="pct"/>
+            <w:gridSpan w:val="2"/>
+          </w:tcPr>
+          <w:p>
+            <w:pPr>
+              <w:keepNext/>
+              <w:keepLines/>
+              <w:spacing w:after="0"/>
+              <w:rPr>
+                <w:rFonts w:asciiTheme="majorBidi" w:hAnsiTheme="majorBidi" w:cstheme="majorBidi"/>
+                <w:sz w:val="18"/>
+                <w:szCs w:val="18"/>
+                <w:lang w:bidi="ar-IQ"/>
+              </w:rPr>
+            </w:pPr>
+            <w:r>
+              <w:rPr>
+                <w:rFonts w:asciiTheme="majorBidi" w:hAnsiTheme="majorBidi" w:cstheme="majorBidi"/>
+                <w:sz w:val="18"/>
+                <w:szCs w:val="18"/>
+                <w:rtl/>
+                <w:lang w:bidi="ar-IQ"/>
+              </w:rPr>
+              <w:t xml:space="preserve"/>
+            </w:r>
+          </w:p>
+        </w:tc>
+        <w:tc>
+          <w:tcPr>
+            <w:tcW w:w="1831" w:type="pct"/>
+          </w:tcPr>
+          <w:p>
+            <w:pPr>
+              <w:keepNext/>
+              <w:keepLines/>
+              <w:spacing w:after="0"/>
+              <w:rPr>
+                <w:rFonts w:asciiTheme="majorBidi" w:hAnsiTheme="majorBidi" w:cstheme="majorBidi"/>
+                <w:sz w:val="18"/>
+                <w:szCs w:val="18"/>
+                <w:lang w:bidi="ar-IQ"/>
+              </w:rPr>
+            </w:pPr>
+            <w:r>
+              <w:rPr>
+                <w:rFonts w:asciiTheme="majorBidi" w:hAnsiTheme="majorBidi" w:cstheme="majorBidi"/>
+                <w:sz w:val="18"/>
+                <w:szCs w:val="18"/>
+                <w:rtl/>
+                <w:lang w:bidi="ar-IQ"/>
+              </w:rPr>
+              <w:t xml:space="preserve">شبكات الحاسوب 1</w:t>
+            </w:r>
+          </w:p>
+        </w:tc>
+        <w:tc>
+          <w:tcPr>
+            <w:tcW w:w="339" w:type="pct"/>
+          </w:tcPr>
+          <w:p>
+            <w:pPr>
+              <w:keepNext/>
+              <w:keepLines/>
+              <w:spacing w:after="0"/>
+              <w:rPr>
+                <w:rFonts w:asciiTheme="majorBidi" w:hAnsiTheme="majorBidi" w:cstheme="majorBidi"/>
+                <w:sz w:val="18"/>
+                <w:szCs w:val="18"/>
+                <w:lang w:bidi="ar-IQ"/>
+              </w:rPr>
+            </w:pPr>
+            <w:r>
+              <w:rPr>
+                <w:rFonts w:asciiTheme="majorBidi" w:hAnsiTheme="majorBidi" w:cstheme="majorBidi"/>
+                <w:sz w:val="18"/>
+                <w:szCs w:val="18"/>
+                <w:rtl/>
+                <w:lang w:bidi="ar-IQ"/>
+              </w:rPr>
+              <w:t xml:space="preserve">٥٠</w:t>
+            </w:r>
+          </w:p>
+        </w:tc>
+        <w:tc>
+          <w:tcPr>
+            <w:tcW w:w="325" w:type="pct"/>
+          </w:tcPr>
+          <w:p>
+            <w:pPr>
+              <w:keepNext/>
+              <w:keepLines/>
+              <w:spacing w:after="0"/>
+              <w:rPr>
+                <w:rFonts w:asciiTheme="majorBidi" w:hAnsiTheme="majorBidi" w:cstheme="majorBidi"/>
+                <w:sz w:val="18"/>
+                <w:szCs w:val="18"/>
+              </w:rPr>
+            </w:pPr>
+            <w:r>
+              <w:rPr>
+                <w:rFonts w:asciiTheme="majorBidi" w:hAnsiTheme="majorBidi" w:cstheme="majorBidi"/>
+                <w:sz w:val="18"/>
+                <w:szCs w:val="18"/>
+                <w:rtl/>
+                <w:lang w:bidi="ar-IQ"/>
+              </w:rPr>
+              <w:t xml:space="preserve">٣</w:t>
+            </w:r>
+          </w:p>
+        </w:tc>
+      </w:tr>
+      <w:tr>
+        <w:trPr>
+          <w:cantSplit/>
+        </w:trPr>
+        <w:tc>
+          <w:tcPr>
+            <w:tcW w:w="1828" w:type="pct"/>
+          </w:tcPr>
+          <w:p>
+            <w:pPr>
+              <w:keepNext/>
+              <w:keepLines/>
+              <w:spacing w:after="0"/>
+              <w:rPr>
+                <w:rFonts w:asciiTheme="majorBidi" w:hAnsiTheme="majorBidi" w:cstheme="majorBidi"/>
+                <w:sz w:val="18"/>
+                <w:szCs w:val="18"/>
+                <w:lang w:bidi="ar-IQ"/>
+              </w:rPr>
+            </w:pPr>
+            <w:r>
+              <w:rPr>
+                <w:rFonts w:asciiTheme="majorBidi" w:hAnsiTheme="majorBidi" w:cstheme="majorBidi"/>
+                <w:sz w:val="18"/>
+                <w:szCs w:val="18"/>
+                <w:rtl/>
+                <w:lang w:bidi="ar-IQ"/>
+              </w:rPr>
+              <w:t xml:space="preserve"/>
+            </w:r>
+          </w:p>
+        </w:tc>
+        <w:tc>
+          <w:tcPr>
+            <w:tcW w:w="338" w:type="pct"/>
+          </w:tcPr>
+          <w:p>
+            <w:pPr>
+              <w:keepNext/>
+              <w:keepLines/>
+              <w:spacing w:after="0"/>
+              <w:rPr>
+                <w:rFonts w:asciiTheme="majorBidi" w:hAnsiTheme="majorBidi" w:cstheme="majorBidi"/>
+                <w:sz w:val="18"/>
+                <w:szCs w:val="18"/>
+                <w:lang w:bidi="ar-IQ"/>
+              </w:rPr>
+            </w:pPr>
+            <w:r>
+              <w:rPr>
+                <w:rFonts w:asciiTheme="majorBidi" w:hAnsiTheme="majorBidi" w:cstheme="majorBidi"/>
+                <w:sz w:val="18"/>
+                <w:szCs w:val="18"/>
+                <w:rtl/>
+                <w:lang w:bidi="ar-IQ"/>
+              </w:rPr>
+              <w:t xml:space="preserve"/>
+            </w:r>
+          </w:p>
+        </w:tc>
+        <w:tc>
+          <w:tcPr>
+            <w:tcW w:w="339" w:type="pct"/>
+            <w:gridSpan w:val="2"/>
+          </w:tcPr>
+          <w:p>
+            <w:pPr>
+              <w:keepNext/>
+              <w:keepLines/>
+              <w:spacing w:after="0"/>
+              <w:rPr>
+                <w:rFonts w:asciiTheme="majorBidi" w:hAnsiTheme="majorBidi" w:cstheme="majorBidi"/>
+                <w:sz w:val="18"/>
+                <w:szCs w:val="18"/>
+                <w:lang w:bidi="ar-IQ"/>
+              </w:rPr>
+            </w:pPr>
+            <w:r>
+              <w:rPr>
+                <w:rFonts w:asciiTheme="majorBidi" w:hAnsiTheme="majorBidi" w:cstheme="majorBidi"/>
+                <w:sz w:val="18"/>
+                <w:szCs w:val="18"/>
+                <w:rtl/>
+                <w:lang w:bidi="ar-IQ"/>
+              </w:rPr>
+              <w:t xml:space="preserve"/>
+            </w:r>
+          </w:p>
+        </w:tc>
+        <w:tc>
+          <w:tcPr>
+            <w:tcW w:w="1831" w:type="pct"/>
+          </w:tcPr>
+          <w:p>
+            <w:pPr>
+              <w:keepNext/>
+              <w:keepLines/>
+              <w:spacing w:after="0"/>
+              <w:rPr>
+                <w:rFonts w:asciiTheme="majorBidi" w:hAnsiTheme="majorBidi" w:cstheme="majorBidi"/>
+                <w:sz w:val="18"/>
+                <w:szCs w:val="18"/>
+                <w:lang w:bidi="ar-IQ"/>
+              </w:rPr>
+            </w:pPr>
+            <w:r>
+              <w:rPr>
+                <w:rFonts w:asciiTheme="majorBidi" w:hAnsiTheme="majorBidi" w:cstheme="majorBidi"/>
+                <w:sz w:val="18"/>
+                <w:szCs w:val="18"/>
+                <w:rtl/>
+                <w:lang w:bidi="ar-IQ"/>
+              </w:rPr>
+              <w:t xml:space="preserve">مفاهيم لغات البرمجة</w:t>
+            </w:r>
+          </w:p>
+        </w:tc>
+        <w:tc>
+          <w:tcPr>
+            <w:tcW w:w="339" w:type="pct"/>
+          </w:tcPr>
+          <w:p>
+            <w:pPr>
+              <w:keepNext/>
+              <w:keepLines/>
+              <w:spacing w:after="0"/>
+              <w:rPr>
+                <w:rFonts w:asciiTheme="majorBidi" w:hAnsiTheme="majorBidi" w:cstheme="majorBidi"/>
+                <w:sz w:val="18"/>
+                <w:szCs w:val="18"/>
+                <w:lang w:bidi="ar-IQ"/>
+              </w:rPr>
+            </w:pPr>
+            <w:r>
+              <w:rPr>
+                <w:rFonts w:asciiTheme="majorBidi" w:hAnsiTheme="majorBidi" w:cstheme="majorBidi"/>
+                <w:sz w:val="18"/>
+                <w:szCs w:val="18"/>
+                <w:rtl/>
+                <w:lang w:bidi="ar-IQ"/>
+              </w:rPr>
+              <w:t xml:space="preserve">٥٠</w:t>
+            </w:r>
+          </w:p>
+        </w:tc>
+        <w:tc>
+          <w:tcPr>
+            <w:tcW w:w="325" w:type="pct"/>
+          </w:tcPr>
+          <w:p>
+            <w:pPr>
+              <w:keepNext/>
+              <w:keepLines/>
+              <w:spacing w:after="0"/>
+              <w:rPr>
+                <w:rFonts w:asciiTheme="majorBidi" w:hAnsiTheme="majorBidi" w:cstheme="majorBidi"/>
+                <w:sz w:val="18"/>
+                <w:szCs w:val="18"/>
+              </w:rPr>
+            </w:pPr>
+            <w:r>
+              <w:rPr>
+                <w:rFonts w:asciiTheme="majorBidi" w:hAnsiTheme="majorBidi" w:cstheme="majorBidi"/>
+                <w:sz w:val="18"/>
+                <w:szCs w:val="18"/>
+                <w:rtl/>
+                <w:lang w:bidi="ar-IQ"/>
+              </w:rPr>
+              <w:t xml:space="preserve">٢</w:t>
+            </w:r>
+          </w:p>
+        </w:tc>
+      </w:tr>
+      <w:tr>
+        <w:trPr>
+          <w:cantSplit/>
+        </w:trPr>
+        <w:tc>
+          <w:tcPr>
+            <w:tcW w:w="1828" w:type="pct"/>
+          </w:tcPr>
+          <w:p>
+            <w:pPr>
+              <w:keepNext/>
+              <w:keepLines/>
+              <w:spacing w:after="0"/>
+              <w:rPr>
+                <w:rFonts w:asciiTheme="majorBidi" w:hAnsiTheme="majorBidi" w:cstheme="majorBidi"/>
+                <w:sz w:val="18"/>
+                <w:szCs w:val="18"/>
+                <w:lang w:bidi="ar-IQ"/>
+              </w:rPr>
+            </w:pPr>
+            <w:r>
+              <w:rPr>
+                <w:rFonts w:asciiTheme="majorBidi" w:hAnsiTheme="majorBidi" w:cstheme="majorBidi"/>
+                <w:sz w:val="18"/>
+                <w:szCs w:val="18"/>
+                <w:rtl/>
+                <w:lang w:bidi="ar-IQ"/>
+              </w:rPr>
+              <w:t xml:space="preserve"/>
+            </w:r>
+          </w:p>
+        </w:tc>
+        <w:tc>
+          <w:tcPr>
+            <w:tcW w:w="338" w:type="pct"/>
+          </w:tcPr>
+          <w:p>
+            <w:pPr>
+              <w:keepNext/>
+              <w:keepLines/>
+              <w:spacing w:after="0"/>
+              <w:rPr>
+                <w:rFonts w:asciiTheme="majorBidi" w:hAnsiTheme="majorBidi" w:cstheme="majorBidi"/>
+                <w:sz w:val="18"/>
+                <w:szCs w:val="18"/>
+                <w:lang w:bidi="ar-IQ"/>
+              </w:rPr>
+            </w:pPr>
+            <w:r>
+              <w:rPr>
+                <w:rFonts w:asciiTheme="majorBidi" w:hAnsiTheme="majorBidi" w:cstheme="majorBidi"/>
+                <w:sz w:val="18"/>
+                <w:szCs w:val="18"/>
+                <w:rtl/>
+                <w:lang w:bidi="ar-IQ"/>
+              </w:rPr>
+              <w:t xml:space="preserve"/>
+            </w:r>
+          </w:p>
+        </w:tc>
+        <w:tc>
+          <w:tcPr>
+            <w:tcW w:w="339" w:type="pct"/>
+            <w:gridSpan w:val="2"/>
+          </w:tcPr>
+          <w:p>
+            <w:pPr>
+              <w:keepNext/>
+              <w:keepLines/>
+              <w:spacing w:after="0"/>
+              <w:rPr>
+                <w:rFonts w:asciiTheme="majorBidi" w:hAnsiTheme="majorBidi" w:cstheme="majorBidi"/>
+                <w:sz w:val="18"/>
+                <w:szCs w:val="18"/>
+                <w:lang w:bidi="ar-IQ"/>
+              </w:rPr>
+            </w:pPr>
+            <w:r>
+              <w:rPr>
+                <w:rFonts w:asciiTheme="majorBidi" w:hAnsiTheme="majorBidi" w:cstheme="majorBidi"/>
+                <w:sz w:val="18"/>
+                <w:szCs w:val="18"/>
+                <w:rtl/>
+                <w:lang w:bidi="ar-IQ"/>
+              </w:rPr>
+              <w:t xml:space="preserve"/>
+            </w:r>
+          </w:p>
+        </w:tc>
+        <w:tc>
+          <w:tcPr>
+            <w:tcW w:w="1831" w:type="pct"/>
+          </w:tcPr>
+          <w:p>
+            <w:pPr>
+              <w:keepNext/>
+              <w:keepLines/>
+              <w:spacing w:after="0"/>
+              <w:rPr>
+                <w:rFonts w:asciiTheme="majorBidi" w:hAnsiTheme="majorBidi" w:cstheme="majorBidi"/>
+                <w:sz w:val="18"/>
+                <w:szCs w:val="18"/>
+                <w:lang w:bidi="ar-IQ"/>
+              </w:rPr>
+            </w:pPr>
+            <w:r>
+              <w:rPr>
+                <w:rFonts w:asciiTheme="majorBidi" w:hAnsiTheme="majorBidi" w:cstheme="majorBidi"/>
+                <w:sz w:val="18"/>
+                <w:szCs w:val="18"/>
+                <w:rtl/>
+                <w:lang w:bidi="ar-IQ"/>
+              </w:rPr>
+              <w:t xml:space="preserve">هندسة البرامجيات</w:t>
+            </w:r>
+          </w:p>
+        </w:tc>
+        <w:tc>
+          <w:tcPr>
+            <w:tcW w:w="339" w:type="pct"/>
+          </w:tcPr>
+          <w:p>
+            <w:pPr>
+              <w:keepNext/>
+              <w:keepLines/>
+              <w:spacing w:after="0"/>
+              <w:rPr>
+                <w:rFonts w:asciiTheme="majorBidi" w:hAnsiTheme="majorBidi" w:cstheme="majorBidi"/>
+                <w:sz w:val="18"/>
+                <w:szCs w:val="18"/>
+                <w:lang w:bidi="ar-IQ"/>
+              </w:rPr>
+            </w:pPr>
+            <w:r>
+              <w:rPr>
+                <w:rFonts w:asciiTheme="majorBidi" w:hAnsiTheme="majorBidi" w:cstheme="majorBidi"/>
+                <w:sz w:val="18"/>
+                <w:szCs w:val="18"/>
+                <w:rtl/>
+                <w:lang w:bidi="ar-IQ"/>
+              </w:rPr>
+              <w:t xml:space="preserve">٦٥</w:t>
+            </w:r>
+          </w:p>
+        </w:tc>
+        <w:tc>
+          <w:tcPr>
+            <w:tcW w:w="325" w:type="pct"/>
+          </w:tcPr>
+          <w:p>
+            <w:pPr>
+              <w:keepNext/>
+              <w:keepLines/>
+              <w:spacing w:after="0"/>
+              <w:rPr>
+                <w:rFonts w:asciiTheme="majorBidi" w:hAnsiTheme="majorBidi" w:cstheme="majorBidi"/>
+                <w:sz w:val="18"/>
+                <w:szCs w:val="18"/>
+              </w:rPr>
+            </w:pPr>
+            <w:r>
+              <w:rPr>
+                <w:rFonts w:asciiTheme="majorBidi" w:hAnsiTheme="majorBidi" w:cstheme="majorBidi"/>
+                <w:sz w:val="18"/>
+                <w:szCs w:val="18"/>
+                <w:rtl/>
+                <w:lang w:bidi="ar-IQ"/>
+              </w:rPr>
+              <w:t xml:space="preserve">٣</w:t>
+            </w:r>
+          </w:p>
+        </w:tc>
+      </w:tr>
+      <w:tr>
+        <w:trPr>
+          <w:cantSplit/>
+        </w:trPr>
+        <w:tc>
+          <w:tcPr>
+            <w:tcW w:w="1828" w:type="pct"/>
+          </w:tcPr>
+          <w:p>
+            <w:pPr>
+              <w:keepNext/>
+              <w:keepLines/>
+              <w:spacing w:after="0"/>
+              <w:rPr>
+                <w:rFonts w:asciiTheme="majorBidi" w:hAnsiTheme="majorBidi" w:cstheme="majorBidi"/>
+                <w:sz w:val="18"/>
+                <w:szCs w:val="18"/>
+                <w:lang w:bidi="ar-IQ"/>
+              </w:rPr>
+            </w:pPr>
+            <w:r>
+              <w:rPr>
+                <w:rFonts w:asciiTheme="majorBidi" w:hAnsiTheme="majorBidi" w:cstheme="majorBidi"/>
+                <w:sz w:val="18"/>
+                <w:szCs w:val="18"/>
+                <w:rtl/>
+                <w:lang w:bidi="ar-IQ"/>
+              </w:rPr>
+              <w:t xml:space="preserve"/>
+            </w:r>
+          </w:p>
+        </w:tc>
+        <w:tc>
+          <w:tcPr>
+            <w:tcW w:w="338" w:type="pct"/>
+          </w:tcPr>
+          <w:p>
+            <w:pPr>
+              <w:keepNext/>
+              <w:keepLines/>
+              <w:spacing w:after="0"/>
+              <w:rPr>
+                <w:rFonts w:asciiTheme="majorBidi" w:hAnsiTheme="majorBidi" w:cstheme="majorBidi"/>
+                <w:sz w:val="18"/>
+                <w:szCs w:val="18"/>
+                <w:lang w:bidi="ar-IQ"/>
+              </w:rPr>
+            </w:pPr>
+            <w:r>
+              <w:rPr>
+                <w:rFonts w:asciiTheme="majorBidi" w:hAnsiTheme="majorBidi" w:cstheme="majorBidi"/>
+                <w:sz w:val="18"/>
+                <w:szCs w:val="18"/>
+                <w:rtl/>
+                <w:lang w:bidi="ar-IQ"/>
+              </w:rPr>
+              <w:t xml:space="preserve"/>
+            </w:r>
+          </w:p>
+        </w:tc>
+        <w:tc>
+          <w:tcPr>
+            <w:tcW w:w="339" w:type="pct"/>
+            <w:gridSpan w:val="2"/>
+          </w:tcPr>
+          <w:p>
+            <w:pPr>
+              <w:keepNext/>
+              <w:keepLines/>
+              <w:spacing w:after="0"/>
+              <w:rPr>
+                <w:rFonts w:asciiTheme="majorBidi" w:hAnsiTheme="majorBidi" w:cstheme="majorBidi"/>
+                <w:sz w:val="18"/>
+                <w:szCs w:val="18"/>
+                <w:lang w:bidi="ar-IQ"/>
+              </w:rPr>
+            </w:pPr>
+            <w:r>
+              <w:rPr>
+                <w:rFonts w:asciiTheme="majorBidi" w:hAnsiTheme="majorBidi" w:cstheme="majorBidi"/>
+                <w:sz w:val="18"/>
+                <w:szCs w:val="18"/>
+                <w:rtl/>
+                <w:lang w:bidi="ar-IQ"/>
+              </w:rPr>
+              <w:t xml:space="preserve"/>
+            </w:r>
+          </w:p>
+        </w:tc>
+        <w:tc>
+          <w:tcPr>
+            <w:tcW w:w="1831" w:type="pct"/>
+          </w:tcPr>
+          <w:p>
+            <w:pPr>
+              <w:keepNext/>
+              <w:keepLines/>
+              <w:spacing w:after="0"/>
+              <w:rPr>
+                <w:rFonts w:asciiTheme="majorBidi" w:hAnsiTheme="majorBidi" w:cstheme="majorBidi"/>
+                <w:sz w:val="18"/>
+                <w:szCs w:val="18"/>
+                <w:lang w:bidi="ar-IQ"/>
+              </w:rPr>
+            </w:pPr>
+            <w:r>
+              <w:rPr>
+                <w:rFonts w:asciiTheme="majorBidi" w:hAnsiTheme="majorBidi" w:cstheme="majorBidi"/>
+                <w:sz w:val="18"/>
+                <w:szCs w:val="18"/>
+                <w:rtl/>
+                <w:lang w:bidi="ar-IQ"/>
+              </w:rPr>
+              <w:t xml:space="preserve">التنقيب عن البيانات</w:t>
+            </w:r>
+          </w:p>
+        </w:tc>
+        <w:tc>
+          <w:tcPr>
+            <w:tcW w:w="339" w:type="pct"/>
+          </w:tcPr>
+          <w:p>
+            <w:pPr>
+              <w:keepNext/>
+              <w:keepLines/>
+              <w:spacing w:after="0"/>
+              <w:rPr>
+                <w:rFonts w:asciiTheme="majorBidi" w:hAnsiTheme="majorBidi" w:cstheme="majorBidi"/>
+                <w:sz w:val="18"/>
+                <w:szCs w:val="18"/>
+                <w:lang w:bidi="ar-IQ"/>
+              </w:rPr>
+            </w:pPr>
+            <w:r>
+              <w:rPr>
+                <w:rFonts w:asciiTheme="majorBidi" w:hAnsiTheme="majorBidi" w:cstheme="majorBidi"/>
+                <w:sz w:val="18"/>
+                <w:szCs w:val="18"/>
+                <w:rtl/>
+                <w:lang w:bidi="ar-IQ"/>
+              </w:rPr>
+              <w:t xml:space="preserve">٨٩</w:t>
+            </w:r>
+          </w:p>
+        </w:tc>
+        <w:tc>
+          <w:tcPr>
+            <w:tcW w:w="325" w:type="pct"/>
+          </w:tcPr>
+          <w:p>
+            <w:pPr>
+              <w:keepNext/>
+              <w:keepLines/>
+              <w:spacing w:after="0"/>
+              <w:rPr>
+                <w:rFonts w:asciiTheme="majorBidi" w:hAnsiTheme="majorBidi" w:cstheme="majorBidi"/>
+                <w:sz w:val="18"/>
+                <w:szCs w:val="18"/>
+              </w:rPr>
+            </w:pPr>
+            <w:r>
+              <w:rPr>
+                <w:rFonts w:asciiTheme="majorBidi" w:hAnsiTheme="majorBidi" w:cstheme="majorBidi"/>
+                <w:sz w:val="18"/>
+                <w:szCs w:val="18"/>
+                <w:rtl/>
+                <w:lang w:bidi="ar-IQ"/>
+              </w:rPr>
+              <w:t xml:space="preserve">٢</w:t>
+            </w:r>
+          </w:p>
+        </w:tc>
+      </w:tr>
+      <w:tr>
+        <w:trPr>
+          <w:cantSplit/>
+        </w:trPr>
+        <w:tc>
+          <w:tcPr>
+            <w:tcW w:w="1828" w:type="pct"/>
+          </w:tcPr>
+          <w:p>
+            <w:pPr>
+              <w:keepNext/>
+              <w:keepLines/>
+              <w:spacing w:after="0"/>
+              <w:rPr>
+                <w:rFonts w:asciiTheme="majorBidi" w:hAnsiTheme="majorBidi" w:cstheme="majorBidi"/>
+                <w:sz w:val="18"/>
+                <w:szCs w:val="18"/>
+                <w:lang w:bidi="ar-IQ"/>
+              </w:rPr>
+            </w:pPr>
+            <w:r>
+              <w:rPr>
+                <w:rFonts w:asciiTheme="majorBidi" w:hAnsiTheme="majorBidi" w:cstheme="majorBidi"/>
+                <w:sz w:val="18"/>
+                <w:szCs w:val="18"/>
+                <w:rtl/>
+                <w:lang w:bidi="ar-IQ"/>
+              </w:rPr>
+              <w:t xml:space="preserve"/>
+            </w:r>
+          </w:p>
+        </w:tc>
+        <w:tc>
+          <w:tcPr>
+            <w:tcW w:w="338" w:type="pct"/>
+          </w:tcPr>
+          <w:p>
+            <w:pPr>
+              <w:keepNext/>
+              <w:keepLines/>
+              <w:spacing w:after="0"/>
+              <w:rPr>
+                <w:rFonts w:asciiTheme="majorBidi" w:hAnsiTheme="majorBidi" w:cstheme="majorBidi"/>
+                <w:sz w:val="18"/>
+                <w:szCs w:val="18"/>
+                <w:lang w:bidi="ar-IQ"/>
+              </w:rPr>
+            </w:pPr>
+            <w:r>
+              <w:rPr>
+                <w:rFonts w:asciiTheme="majorBidi" w:hAnsiTheme="majorBidi" w:cstheme="majorBidi"/>
+                <w:sz w:val="18"/>
+                <w:szCs w:val="18"/>
+                <w:rtl/>
+                <w:lang w:bidi="ar-IQ"/>
+              </w:rPr>
+              <w:t xml:space="preserve"/>
+            </w:r>
+          </w:p>
+        </w:tc>
+        <w:tc>
+          <w:tcPr>
+            <w:tcW w:w="339" w:type="pct"/>
+            <w:gridSpan w:val="2"/>
+          </w:tcPr>
+          <w:p>
+            <w:pPr>
+              <w:keepNext/>
+              <w:keepLines/>
+              <w:spacing w:after="0"/>
+              <w:rPr>
+                <w:rFonts w:asciiTheme="majorBidi" w:hAnsiTheme="majorBidi" w:cstheme="majorBidi"/>
+                <w:sz w:val="18"/>
+                <w:szCs w:val="18"/>
+                <w:lang w:bidi="ar-IQ"/>
+              </w:rPr>
+            </w:pPr>
+            <w:r>
+              <w:rPr>
+                <w:rFonts w:asciiTheme="majorBidi" w:hAnsiTheme="majorBidi" w:cstheme="majorBidi"/>
+                <w:sz w:val="18"/>
+                <w:szCs w:val="18"/>
+                <w:rtl/>
+                <w:lang w:bidi="ar-IQ"/>
+              </w:rPr>
+              <w:t xml:space="preserve"/>
+            </w:r>
+          </w:p>
+        </w:tc>
+        <w:tc>
+          <w:tcPr>
+            <w:tcW w:w="1831" w:type="pct"/>
+          </w:tcPr>
+          <w:p>
+            <w:pPr>
+              <w:keepNext/>
+              <w:keepLines/>
+              <w:spacing w:after="0"/>
+              <w:rPr>
+                <w:rFonts w:asciiTheme="majorBidi" w:hAnsiTheme="majorBidi" w:cstheme="majorBidi"/>
+                <w:sz w:val="18"/>
+                <w:szCs w:val="18"/>
+                <w:lang w:bidi="ar-IQ"/>
+              </w:rPr>
+            </w:pPr>
+            <w:r>
+              <w:rPr>
+                <w:rFonts w:asciiTheme="majorBidi" w:hAnsiTheme="majorBidi" w:cstheme="majorBidi"/>
+                <w:sz w:val="18"/>
+                <w:szCs w:val="18"/>
+                <w:rtl/>
+                <w:lang w:bidi="ar-IQ"/>
+              </w:rPr>
+              <w:t xml:space="preserve">الرؤية في الحاسوب</w:t>
+            </w:r>
+          </w:p>
+        </w:tc>
+        <w:tc>
+          <w:tcPr>
+            <w:tcW w:w="339" w:type="pct"/>
+          </w:tcPr>
+          <w:p>
+            <w:pPr>
+              <w:keepNext/>
+              <w:keepLines/>
+              <w:spacing w:after="0"/>
+              <w:rPr>
+                <w:rFonts w:asciiTheme="majorBidi" w:hAnsiTheme="majorBidi" w:cstheme="majorBidi"/>
+                <w:sz w:val="18"/>
+                <w:szCs w:val="18"/>
+                <w:lang w:bidi="ar-IQ"/>
+              </w:rPr>
+            </w:pPr>
+            <w:r>
+              <w:rPr>
+                <w:rFonts w:asciiTheme="majorBidi" w:hAnsiTheme="majorBidi" w:cstheme="majorBidi"/>
+                <w:sz w:val="18"/>
+                <w:szCs w:val="18"/>
+                <w:rtl/>
+                <w:lang w:bidi="ar-IQ"/>
+              </w:rPr>
+              <w:t xml:space="preserve">٧٨</w:t>
+            </w:r>
+          </w:p>
+        </w:tc>
+        <w:tc>
+          <w:tcPr>
+            <w:tcW w:w="325" w:type="pct"/>
+          </w:tcPr>
+          <w:p>
+            <w:pPr>
+              <w:keepNext/>
+              <w:keepLines/>
+              <w:spacing w:after="0"/>
+              <w:rPr>
+                <w:rFonts w:asciiTheme="majorBidi" w:hAnsiTheme="majorBidi" w:cstheme="majorBidi"/>
+                <w:sz w:val="18"/>
+                <w:szCs w:val="18"/>
+              </w:rPr>
+            </w:pPr>
+            <w:r>
+              <w:rPr>
+                <w:rFonts w:asciiTheme="majorBidi" w:hAnsiTheme="majorBidi" w:cstheme="majorBidi"/>
+                <w:sz w:val="18"/>
+                <w:szCs w:val="18"/>
+                <w:rtl/>
+                <w:lang w:bidi="ar-IQ"/>
+              </w:rPr>
+              <w:t xml:space="preserve">٣</w:t>
+            </w:r>
+          </w:p>
+        </w:tc>
+      </w:tr>
+      <w:tr>
+        <w:trPr>
+          <w:cantSplit/>
+        </w:trPr>
+        <w:tc>
+          <w:tcPr>
+            <w:tcW w:w="1828" w:type="pct"/>
+          </w:tcPr>
+          <w:p>
+            <w:pPr>
+              <w:keepNext/>
+              <w:keepLines/>
+              <w:spacing w:after="0"/>
+              <w:rPr>
+                <w:rFonts w:asciiTheme="majorBidi" w:hAnsiTheme="majorBidi" w:cstheme="majorBidi"/>
+                <w:sz w:val="18"/>
+                <w:szCs w:val="18"/>
+                <w:lang w:bidi="ar-IQ"/>
+              </w:rPr>
+            </w:pPr>
+            <w:r>
+              <w:rPr>
+                <w:rFonts w:asciiTheme="majorBidi" w:hAnsiTheme="majorBidi" w:cstheme="majorBidi"/>
+                <w:sz w:val="18"/>
+                <w:szCs w:val="18"/>
+                <w:rtl/>
+                <w:lang w:bidi="ar-IQ"/>
+              </w:rPr>
+              <w:t xml:space="preserve"/>
+            </w:r>
+          </w:p>
+        </w:tc>
+        <w:tc>
+          <w:tcPr>
+            <w:tcW w:w="338" w:type="pct"/>
+          </w:tcPr>
+          <w:p>
+            <w:pPr>
+              <w:keepNext/>
+              <w:keepLines/>
+              <w:spacing w:after="0"/>
+              <w:rPr>
+                <w:rFonts w:asciiTheme="majorBidi" w:hAnsiTheme="majorBidi" w:cstheme="majorBidi"/>
+                <w:sz w:val="18"/>
+                <w:szCs w:val="18"/>
+                <w:lang w:bidi="ar-IQ"/>
+              </w:rPr>
+            </w:pPr>
+            <w:r>
+              <w:rPr>
+                <w:rFonts w:asciiTheme="majorBidi" w:hAnsiTheme="majorBidi" w:cstheme="majorBidi"/>
+                <w:sz w:val="18"/>
+                <w:szCs w:val="18"/>
+                <w:rtl/>
+                <w:lang w:bidi="ar-IQ"/>
+              </w:rPr>
+              <w:t xml:space="preserve"/>
+            </w:r>
+          </w:p>
+        </w:tc>
+        <w:tc>
+          <w:tcPr>
+            <w:tcW w:w="339" w:type="pct"/>
+            <w:gridSpan w:val="2"/>
+          </w:tcPr>
+          <w:p>
+            <w:pPr>
+              <w:keepNext/>
+              <w:keepLines/>
+              <w:spacing w:after="0"/>
+              <w:rPr>
+                <w:rFonts w:asciiTheme="majorBidi" w:hAnsiTheme="majorBidi" w:cstheme="majorBidi"/>
+                <w:sz w:val="18"/>
+                <w:szCs w:val="18"/>
+                <w:lang w:bidi="ar-IQ"/>
+              </w:rPr>
+            </w:pPr>
+            <w:r>
+              <w:rPr>
+                <w:rFonts w:asciiTheme="majorBidi" w:hAnsiTheme="majorBidi" w:cstheme="majorBidi"/>
+                <w:sz w:val="18"/>
+                <w:szCs w:val="18"/>
+                <w:rtl/>
+                <w:lang w:bidi="ar-IQ"/>
+              </w:rPr>
+              <w:t xml:space="preserve"/>
+            </w:r>
+          </w:p>
+        </w:tc>
+        <w:tc>
+          <w:tcPr>
+            <w:tcW w:w="1831" w:type="pct"/>
+          </w:tcPr>
+          <w:p>
+            <w:pPr>
+              <w:keepNext/>
+              <w:keepLines/>
+              <w:spacing w:after="0"/>
+              <w:rPr>
+                <w:rFonts w:asciiTheme="majorBidi" w:hAnsiTheme="majorBidi" w:cstheme="majorBidi"/>
+                <w:sz w:val="18"/>
+                <w:szCs w:val="18"/>
+                <w:lang w:bidi="ar-IQ"/>
+              </w:rPr>
+            </w:pPr>
+            <w:r>
+              <w:rPr>
+                <w:rFonts w:asciiTheme="majorBidi" w:hAnsiTheme="majorBidi" w:cstheme="majorBidi"/>
+                <w:sz w:val="18"/>
+                <w:szCs w:val="18"/>
+                <w:rtl/>
+                <w:lang w:bidi="ar-IQ"/>
+              </w:rPr>
+              <w:t xml:space="preserve">المترجمات</w:t>
+            </w:r>
+          </w:p>
+        </w:tc>
+        <w:tc>
+          <w:tcPr>
+            <w:tcW w:w="339" w:type="pct"/>
+          </w:tcPr>
+          <w:p>
+            <w:pPr>
+              <w:keepNext/>
+              <w:keepLines/>
+              <w:spacing w:after="0"/>
+              <w:rPr>
+                <w:rFonts w:asciiTheme="majorBidi" w:hAnsiTheme="majorBidi" w:cstheme="majorBidi"/>
+                <w:sz w:val="18"/>
+                <w:szCs w:val="18"/>
+                <w:lang w:bidi="ar-IQ"/>
+              </w:rPr>
+            </w:pPr>
+            <w:r>
+              <w:rPr>
+                <w:rFonts w:asciiTheme="majorBidi" w:hAnsiTheme="majorBidi" w:cstheme="majorBidi"/>
+                <w:sz w:val="18"/>
+                <w:szCs w:val="18"/>
+                <w:rtl/>
+                <w:lang w:bidi="ar-IQ"/>
+              </w:rPr>
+              <w:t xml:space="preserve">٦٣</w:t>
+            </w:r>
+          </w:p>
+        </w:tc>
+        <w:tc>
+          <w:tcPr>
+            <w:tcW w:w="325" w:type="pct"/>
+          </w:tcPr>
+          <w:p>
+            <w:pPr>
+              <w:keepNext/>
+              <w:keepLines/>
+              <w:spacing w:after="0"/>
+              <w:rPr>
+                <w:rFonts w:asciiTheme="majorBidi" w:hAnsiTheme="majorBidi" w:cstheme="majorBidi"/>
+                <w:sz w:val="18"/>
+                <w:szCs w:val="18"/>
+              </w:rPr>
+            </w:pPr>
+            <w:r>
+              <w:rPr>
+                <w:rFonts w:asciiTheme="majorBidi" w:hAnsiTheme="majorBidi" w:cstheme="majorBidi"/>
+                <w:sz w:val="18"/>
+                <w:szCs w:val="18"/>
+                <w:rtl/>
+                <w:lang w:bidi="ar-IQ"/>
+              </w:rPr>
+              <w:t xml:space="preserve">٤</w:t>
+            </w:r>
+          </w:p>
+        </w:tc>
+      </w:tr>
+      <w:tr>
+        <w:trPr>
+          <w:cantSplit/>
+        </w:trPr>
+        <w:tc>
+          <w:tcPr>
+            <w:tcW w:w="1828" w:type="pct"/>
+          </w:tcPr>
+          <w:p>
+            <w:pPr>
+              <w:keepNext/>
+              <w:keepLines/>
+              <w:spacing w:after="0"/>
+              <w:rPr>
+                <w:rFonts w:asciiTheme="majorBidi" w:hAnsiTheme="majorBidi" w:cstheme="majorBidi"/>
+                <w:sz w:val="18"/>
+                <w:szCs w:val="18"/>
+                <w:lang w:bidi="ar-IQ"/>
+              </w:rPr>
+            </w:pPr>
+            <w:r>
+              <w:rPr>
+                <w:rFonts w:asciiTheme="majorBidi" w:hAnsiTheme="majorBidi" w:cstheme="majorBidi"/>
+                <w:sz w:val="18"/>
+                <w:szCs w:val="18"/>
+                <w:rtl/>
+                <w:lang w:bidi="ar-IQ"/>
+              </w:rPr>
+              <w:t xml:space="preserve"/>
+            </w:r>
+          </w:p>
+        </w:tc>
+        <w:tc>
+          <w:tcPr>
+            <w:tcW w:w="338" w:type="pct"/>
+          </w:tcPr>
+          <w:p>
+            <w:pPr>
+              <w:keepNext/>
+              <w:keepLines/>
+              <w:spacing w:after="0"/>
+              <w:rPr>
+                <w:rFonts w:asciiTheme="majorBidi" w:hAnsiTheme="majorBidi" w:cstheme="majorBidi"/>
+                <w:sz w:val="18"/>
+                <w:szCs w:val="18"/>
+                <w:lang w:bidi="ar-IQ"/>
+              </w:rPr>
+            </w:pPr>
+            <w:r>
+              <w:rPr>
+                <w:rFonts w:asciiTheme="majorBidi" w:hAnsiTheme="majorBidi" w:cstheme="majorBidi"/>
+                <w:sz w:val="18"/>
+                <w:szCs w:val="18"/>
+                <w:rtl/>
+                <w:lang w:bidi="ar-IQ"/>
+              </w:rPr>
+              <w:t xml:space="preserve"/>
+            </w:r>
+          </w:p>
+        </w:tc>
+        <w:tc>
+          <w:tcPr>
+            <w:tcW w:w="339" w:type="pct"/>
+            <w:gridSpan w:val="2"/>
+          </w:tcPr>
+          <w:p>
+            <w:pPr>
+              <w:keepNext/>
+              <w:keepLines/>
+              <w:spacing w:after="0"/>
+              <w:rPr>
+                <w:rFonts w:asciiTheme="majorBidi" w:hAnsiTheme="majorBidi" w:cstheme="majorBidi"/>
+                <w:sz w:val="18"/>
+                <w:szCs w:val="18"/>
+                <w:lang w:bidi="ar-IQ"/>
+              </w:rPr>
+            </w:pPr>
+            <w:r>
+              <w:rPr>
+                <w:rFonts w:asciiTheme="majorBidi" w:hAnsiTheme="majorBidi" w:cstheme="majorBidi"/>
+                <w:sz w:val="18"/>
+                <w:szCs w:val="18"/>
+                <w:rtl/>
+                <w:lang w:bidi="ar-IQ"/>
+              </w:rPr>
+              <w:t xml:space="preserve"/>
+            </w:r>
+          </w:p>
+        </w:tc>
+        <w:tc>
+          <w:tcPr>
+            <w:tcW w:w="1831" w:type="pct"/>
+          </w:tcPr>
+          <w:p>
+            <w:pPr>
+              <w:keepNext/>
+              <w:keepLines/>
+              <w:spacing w:after="0"/>
+              <w:rPr>
+                <w:rFonts w:asciiTheme="majorBidi" w:hAnsiTheme="majorBidi" w:cstheme="majorBidi"/>
+                <w:sz w:val="18"/>
+                <w:szCs w:val="18"/>
+                <w:lang w:bidi="ar-IQ"/>
+              </w:rPr>
+            </w:pPr>
+            <w:r>
+              <w:rPr>
+                <w:rFonts w:asciiTheme="majorBidi" w:hAnsiTheme="majorBidi" w:cstheme="majorBidi"/>
+                <w:sz w:val="18"/>
+                <w:szCs w:val="18"/>
+                <w:rtl/>
+                <w:lang w:bidi="ar-IQ"/>
+              </w:rPr>
+              <w:t xml:space="preserve">بحوث العمليات*</w:t>
+            </w:r>
+          </w:p>
+        </w:tc>
+        <w:tc>
+          <w:tcPr>
+            <w:tcW w:w="339" w:type="pct"/>
+          </w:tcPr>
+          <w:p>
+            <w:pPr>
+              <w:keepNext/>
+              <w:keepLines/>
+              <w:spacing w:after="0"/>
+              <w:rPr>
+                <w:rFonts w:asciiTheme="majorBidi" w:hAnsiTheme="majorBidi" w:cstheme="majorBidi"/>
+                <w:sz w:val="18"/>
+                <w:szCs w:val="18"/>
+                <w:lang w:bidi="ar-IQ"/>
+              </w:rPr>
+            </w:pPr>
+            <w:r>
+              <w:rPr>
+                <w:rFonts w:asciiTheme="majorBidi" w:hAnsiTheme="majorBidi" w:cstheme="majorBidi"/>
+                <w:sz w:val="18"/>
+                <w:szCs w:val="18"/>
+                <w:rtl/>
+                <w:lang w:bidi="ar-IQ"/>
+              </w:rPr>
+              <w:t xml:space="preserve">٥٠</w:t>
+            </w:r>
+          </w:p>
+        </w:tc>
+        <w:tc>
+          <w:tcPr>
+            <w:tcW w:w="325" w:type="pct"/>
+          </w:tcPr>
+          <w:p>
+            <w:pPr>
+              <w:keepNext/>
+              <w:keepLines/>
+              <w:spacing w:after="0"/>
+              <w:rPr>
+                <w:rFonts w:asciiTheme="majorBidi" w:hAnsiTheme="majorBidi" w:cstheme="majorBidi"/>
+                <w:sz w:val="18"/>
+                <w:szCs w:val="18"/>
+              </w:rPr>
+            </w:pPr>
+            <w:r>
+              <w:rPr>
+                <w:rFonts w:asciiTheme="majorBidi" w:hAnsiTheme="majorBidi" w:cstheme="majorBidi"/>
+                <w:sz w:val="18"/>
+                <w:szCs w:val="18"/>
+                <w:rtl/>
+                <w:lang w:bidi="ar-IQ"/>
+              </w:rPr>
+              <w:t xml:space="preserve">٣</w:t>
+            </w:r>
+          </w:p>
+        </w:tc>
+      </w:tr>
+      <w:tr>
+        <w:trPr>
+          <w:cantSplit/>
+        </w:trPr>
+        <w:tc>
+          <w:tcPr>
+            <w:tcW w:w="1828" w:type="pct"/>
+          </w:tcPr>
+          <w:p>
+            <w:pPr>
+              <w:keepNext/>
+              <w:keepLines/>
+              <w:spacing w:after="0"/>
+              <w:rPr>
+                <w:rFonts w:asciiTheme="majorBidi" w:hAnsiTheme="majorBidi" w:cstheme="majorBidi"/>
+                <w:sz w:val="18"/>
+                <w:szCs w:val="18"/>
+                <w:lang w:bidi="ar-IQ"/>
+              </w:rPr>
+            </w:pPr>
+            <w:r>
+              <w:rPr>
+                <w:rFonts w:asciiTheme="majorBidi" w:hAnsiTheme="majorBidi" w:cstheme="majorBidi"/>
+                <w:sz w:val="18"/>
+                <w:szCs w:val="18"/>
+                <w:rtl/>
+                <w:lang w:bidi="ar-IQ"/>
+              </w:rPr>
+              <w:t xml:space="preserve"/>
+            </w:r>
+          </w:p>
+        </w:tc>
+        <w:tc>
+          <w:tcPr>
+            <w:tcW w:w="338" w:type="pct"/>
+          </w:tcPr>
+          <w:p>
+            <w:pPr>
+              <w:keepNext/>
+              <w:keepLines/>
+              <w:spacing w:after="0"/>
+              <w:rPr>
+                <w:rFonts w:asciiTheme="majorBidi" w:hAnsiTheme="majorBidi" w:cstheme="majorBidi"/>
+                <w:sz w:val="18"/>
+                <w:szCs w:val="18"/>
+                <w:lang w:bidi="ar-IQ"/>
+              </w:rPr>
+            </w:pPr>
+            <w:r>
+              <w:rPr>
+                <w:rFonts w:asciiTheme="majorBidi" w:hAnsiTheme="majorBidi" w:cstheme="majorBidi"/>
+                <w:sz w:val="18"/>
+                <w:szCs w:val="18"/>
+                <w:rtl/>
+                <w:lang w:bidi="ar-IQ"/>
+              </w:rPr>
+              <w:t xml:space="preserve"/>
+            </w:r>
+          </w:p>
+        </w:tc>
+        <w:tc>
+          <w:tcPr>
+            <w:tcW w:w="339" w:type="pct"/>
+            <w:gridSpan w:val="2"/>
+          </w:tcPr>
+          <w:p>
+            <w:pPr>
+              <w:keepNext/>
+              <w:keepLines/>
+              <w:spacing w:after="0"/>
+              <w:rPr>
+                <w:rFonts w:asciiTheme="majorBidi" w:hAnsiTheme="majorBidi" w:cstheme="majorBidi"/>
+                <w:sz w:val="18"/>
+                <w:szCs w:val="18"/>
+                <w:lang w:bidi="ar-IQ"/>
+              </w:rPr>
+            </w:pPr>
+            <w:r>
+              <w:rPr>
+                <w:rFonts w:asciiTheme="majorBidi" w:hAnsiTheme="majorBidi" w:cstheme="majorBidi"/>
+                <w:sz w:val="18"/>
+                <w:szCs w:val="18"/>
+                <w:rtl/>
+                <w:lang w:bidi="ar-IQ"/>
+              </w:rPr>
+              <w:t xml:space="preserve"/>
+            </w:r>
+          </w:p>
+        </w:tc>
+        <w:tc>
+          <w:tcPr>
+            <w:tcW w:w="1831" w:type="pct"/>
+          </w:tcPr>
+          <w:p>
+            <w:pPr>
+              <w:keepNext/>
+              <w:keepLines/>
+              <w:spacing w:after="0"/>
+              <w:rPr>
+                <w:rFonts w:asciiTheme="majorBidi" w:hAnsiTheme="majorBidi" w:cstheme="majorBidi"/>
+                <w:sz w:val="18"/>
+                <w:szCs w:val="18"/>
+                <w:lang w:bidi="ar-IQ"/>
+              </w:rPr>
+            </w:pPr>
+            <w:r>
+              <w:rPr>
+                <w:rFonts w:asciiTheme="majorBidi" w:hAnsiTheme="majorBidi" w:cstheme="majorBidi"/>
+                <w:sz w:val="18"/>
+                <w:szCs w:val="18"/>
+                <w:rtl/>
+                <w:lang w:bidi="ar-IQ"/>
+              </w:rPr>
+              <w:t xml:space="preserve">برمجة المواقع 2</w:t>
+            </w:r>
+          </w:p>
+        </w:tc>
+        <w:tc>
+          <w:tcPr>
+            <w:tcW w:w="339" w:type="pct"/>
+          </w:tcPr>
+          <w:p>
+            <w:pPr>
+              <w:keepNext/>
+              <w:keepLines/>
+              <w:spacing w:after="0"/>
+              <w:rPr>
+                <w:rFonts w:asciiTheme="majorBidi" w:hAnsiTheme="majorBidi" w:cstheme="majorBidi"/>
+                <w:sz w:val="18"/>
+                <w:szCs w:val="18"/>
+                <w:lang w:bidi="ar-IQ"/>
+              </w:rPr>
+            </w:pPr>
+            <w:r>
+              <w:rPr>
+                <w:rFonts w:asciiTheme="majorBidi" w:hAnsiTheme="majorBidi" w:cstheme="majorBidi"/>
+                <w:sz w:val="18"/>
+                <w:szCs w:val="18"/>
+                <w:rtl/>
+                <w:lang w:bidi="ar-IQ"/>
+              </w:rPr>
+              <w:t xml:space="preserve">٥٧</w:t>
+            </w:r>
+          </w:p>
+        </w:tc>
+        <w:tc>
+          <w:tcPr>
+            <w:tcW w:w="325" w:type="pct"/>
+          </w:tcPr>
+          <w:p>
+            <w:pPr>
+              <w:keepNext/>
+              <w:keepLines/>
+              <w:spacing w:after="0"/>
+              <w:rPr>
+                <w:rFonts w:asciiTheme="majorBidi" w:hAnsiTheme="majorBidi" w:cstheme="majorBidi"/>
+                <w:sz w:val="18"/>
+                <w:szCs w:val="18"/>
+              </w:rPr>
+            </w:pPr>
+            <w:r>
+              <w:rPr>
+                <w:rFonts w:asciiTheme="majorBidi" w:hAnsiTheme="majorBidi" w:cstheme="majorBidi"/>
+                <w:sz w:val="18"/>
+                <w:szCs w:val="18"/>
+                <w:rtl/>
+                <w:lang w:bidi="ar-IQ"/>
+              </w:rPr>
+              <w:t xml:space="preserve">٣</w:t>
+            </w:r>
+          </w:p>
+        </w:tc>
+      </w:tr>
+      <w:tr>
+        <w:trPr>
+          <w:cantSplit/>
+        </w:trPr>
+        <w:tc>
+          <w:tcPr>
+            <w:tcW w:w="1828" w:type="pct"/>
+          </w:tcPr>
+          <w:p>
+            <w:pPr>
+              <w:keepNext/>
+              <w:keepLines/>
+              <w:spacing w:after="0"/>
+              <w:rPr>
+                <w:rFonts w:asciiTheme="majorBidi" w:hAnsiTheme="majorBidi" w:cstheme="majorBidi"/>
+                <w:sz w:val="18"/>
+                <w:szCs w:val="18"/>
+                <w:lang w:bidi="ar-IQ"/>
+              </w:rPr>
+            </w:pPr>
+            <w:r>
+              <w:rPr>
+                <w:rFonts w:asciiTheme="majorBidi" w:hAnsiTheme="majorBidi" w:cstheme="majorBidi"/>
+                <w:sz w:val="18"/>
+                <w:szCs w:val="18"/>
+                <w:rtl/>
+                <w:lang w:bidi="ar-IQ"/>
+              </w:rPr>
+              <w:t xml:space="preserve"/>
+            </w:r>
+          </w:p>
+        </w:tc>
+        <w:tc>
+          <w:tcPr>
+            <w:tcW w:w="338" w:type="pct"/>
+          </w:tcPr>
+          <w:p>
+            <w:pPr>
+              <w:keepNext/>
+              <w:keepLines/>
+              <w:spacing w:after="0"/>
+              <w:rPr>
+                <w:rFonts w:asciiTheme="majorBidi" w:hAnsiTheme="majorBidi" w:cstheme="majorBidi"/>
+                <w:sz w:val="18"/>
+                <w:szCs w:val="18"/>
+                <w:lang w:bidi="ar-IQ"/>
+              </w:rPr>
+            </w:pPr>
+            <w:r>
+              <w:rPr>
+                <w:rFonts w:asciiTheme="majorBidi" w:hAnsiTheme="majorBidi" w:cstheme="majorBidi"/>
+                <w:sz w:val="18"/>
+                <w:szCs w:val="18"/>
+                <w:rtl/>
+                <w:lang w:bidi="ar-IQ"/>
+              </w:rPr>
+              <w:t xml:space="preserve"/>
+            </w:r>
+          </w:p>
+        </w:tc>
+        <w:tc>
+          <w:tcPr>
+            <w:tcW w:w="339" w:type="pct"/>
+            <w:gridSpan w:val="2"/>
+          </w:tcPr>
+          <w:p>
+            <w:pPr>
+              <w:keepNext/>
+              <w:keepLines/>
+              <w:spacing w:after="0"/>
+              <w:rPr>
+                <w:rFonts w:asciiTheme="majorBidi" w:hAnsiTheme="majorBidi" w:cstheme="majorBidi"/>
+                <w:sz w:val="18"/>
+                <w:szCs w:val="18"/>
+                <w:lang w:bidi="ar-IQ"/>
+              </w:rPr>
+            </w:pPr>
+            <w:r>
+              <w:rPr>
+                <w:rFonts w:asciiTheme="majorBidi" w:hAnsiTheme="majorBidi" w:cstheme="majorBidi"/>
+                <w:sz w:val="18"/>
+                <w:szCs w:val="18"/>
+                <w:rtl/>
+                <w:lang w:bidi="ar-IQ"/>
+              </w:rPr>
+              <w:t xml:space="preserve"/>
+            </w:r>
+          </w:p>
+        </w:tc>
+        <w:tc>
+          <w:tcPr>
+            <w:tcW w:w="1831" w:type="pct"/>
+          </w:tcPr>
+          <w:p>
+            <w:pPr>
+              <w:keepNext/>
+              <w:keepLines/>
+              <w:spacing w:after="0"/>
+              <w:rPr>
+                <w:rFonts w:asciiTheme="majorBidi" w:hAnsiTheme="majorBidi" w:cstheme="majorBidi"/>
+                <w:sz w:val="18"/>
+                <w:szCs w:val="18"/>
+                <w:lang w:bidi="ar-IQ"/>
+              </w:rPr>
+            </w:pPr>
+            <w:r>
+              <w:rPr>
+                <w:rFonts w:asciiTheme="majorBidi" w:hAnsiTheme="majorBidi" w:cstheme="majorBidi"/>
+                <w:sz w:val="18"/>
+                <w:szCs w:val="18"/>
+                <w:rtl/>
+                <w:lang w:bidi="ar-IQ"/>
+              </w:rPr>
+              <w:t xml:space="preserve">شبكات الحاسوب 2</w:t>
+            </w:r>
+          </w:p>
+        </w:tc>
+        <w:tc>
+          <w:tcPr>
+            <w:tcW w:w="339" w:type="pct"/>
+          </w:tcPr>
+          <w:p>
+            <w:pPr>
+              <w:keepNext/>
+              <w:keepLines/>
+              <w:spacing w:after="0"/>
+              <w:rPr>
+                <w:rFonts w:asciiTheme="majorBidi" w:hAnsiTheme="majorBidi" w:cstheme="majorBidi"/>
+                <w:sz w:val="18"/>
+                <w:szCs w:val="18"/>
+                <w:lang w:bidi="ar-IQ"/>
+              </w:rPr>
+            </w:pPr>
+            <w:r>
+              <w:rPr>
+                <w:rFonts w:asciiTheme="majorBidi" w:hAnsiTheme="majorBidi" w:cstheme="majorBidi"/>
+                <w:sz w:val="18"/>
+                <w:szCs w:val="18"/>
+                <w:rtl/>
+                <w:lang w:bidi="ar-IQ"/>
+              </w:rPr>
+              <w:t xml:space="preserve">٥٠</w:t>
+            </w:r>
+          </w:p>
+        </w:tc>
+        <w:tc>
+          <w:tcPr>
+            <w:tcW w:w="325" w:type="pct"/>
+          </w:tcPr>
+          <w:p>
+            <w:pPr>
+              <w:keepNext/>
+              <w:keepLines/>
+              <w:spacing w:after="0"/>
+              <w:rPr>
+                <w:rFonts w:asciiTheme="majorBidi" w:hAnsiTheme="majorBidi" w:cstheme="majorBidi"/>
+                <w:sz w:val="18"/>
+                <w:szCs w:val="18"/>
+              </w:rPr>
+            </w:pPr>
+            <w:r>
+              <w:rPr>
+                <w:rFonts w:asciiTheme="majorBidi" w:hAnsiTheme="majorBidi" w:cstheme="majorBidi"/>
+                <w:sz w:val="18"/>
+                <w:szCs w:val="18"/>
+                <w:rtl/>
+                <w:lang w:bidi="ar-IQ"/>
+              </w:rPr>
+              <w:t xml:space="preserve">٣</w:t>
+            </w:r>
+          </w:p>
+        </w:tc>
+      </w:tr>
+      <w:tr>
+        <w:trPr>
+          <w:cantSplit/>
+        </w:trPr>
+        <w:tc>
+          <w:tcPr>
+            <w:tcW w:w="1828" w:type="pct"/>
+          </w:tcPr>
+          <w:p>
+            <w:pPr>
+              <w:keepNext/>
+              <w:keepLines/>
+              <w:spacing w:after="0"/>
+              <w:rPr>
+                <w:rFonts w:asciiTheme="majorBidi" w:hAnsiTheme="majorBidi" w:cstheme="majorBidi"/>
+                <w:sz w:val="18"/>
+                <w:szCs w:val="18"/>
+                <w:lang w:bidi="ar-IQ"/>
+              </w:rPr>
+            </w:pPr>
+            <w:r>
+              <w:rPr>
+                <w:rFonts w:asciiTheme="majorBidi" w:hAnsiTheme="majorBidi" w:cstheme="majorBidi"/>
+                <w:sz w:val="18"/>
+                <w:szCs w:val="18"/>
+                <w:rtl/>
+                <w:lang w:bidi="ar-IQ"/>
+              </w:rPr>
+              <w:t xml:space="preserve"/>
+            </w:r>
+          </w:p>
+        </w:tc>
+        <w:tc>
+          <w:tcPr>
+            <w:tcW w:w="338" w:type="pct"/>
+          </w:tcPr>
+          <w:p>
+            <w:pPr>
+              <w:keepNext/>
+              <w:keepLines/>
+              <w:spacing w:after="0"/>
+              <w:rPr>
+                <w:rFonts w:asciiTheme="majorBidi" w:hAnsiTheme="majorBidi" w:cstheme="majorBidi"/>
+                <w:sz w:val="18"/>
+                <w:szCs w:val="18"/>
+                <w:lang w:bidi="ar-IQ"/>
+              </w:rPr>
+            </w:pPr>
+            <w:r>
+              <w:rPr>
+                <w:rFonts w:asciiTheme="majorBidi" w:hAnsiTheme="majorBidi" w:cstheme="majorBidi"/>
+                <w:sz w:val="18"/>
+                <w:szCs w:val="18"/>
+                <w:rtl/>
+                <w:lang w:bidi="ar-IQ"/>
+              </w:rPr>
+              <w:t xml:space="preserve"/>
+            </w:r>
+          </w:p>
+        </w:tc>
+        <w:tc>
+          <w:tcPr>
+            <w:tcW w:w="339" w:type="pct"/>
+            <w:gridSpan w:val="2"/>
+          </w:tcPr>
+          <w:p>
+            <w:pPr>
+              <w:keepNext/>
+              <w:keepLines/>
+              <w:spacing w:after="0"/>
+              <w:rPr>
+                <w:rFonts w:asciiTheme="majorBidi" w:hAnsiTheme="majorBidi" w:cstheme="majorBidi"/>
+                <w:sz w:val="18"/>
+                <w:szCs w:val="18"/>
+                <w:lang w:bidi="ar-IQ"/>
+              </w:rPr>
+            </w:pPr>
+            <w:r>
+              <w:rPr>
+                <w:rFonts w:asciiTheme="majorBidi" w:hAnsiTheme="majorBidi" w:cstheme="majorBidi"/>
+                <w:sz w:val="18"/>
+                <w:szCs w:val="18"/>
+                <w:rtl/>
+                <w:lang w:bidi="ar-IQ"/>
+              </w:rPr>
+              <w:t xml:space="preserve"/>
+            </w:r>
+          </w:p>
+        </w:tc>
+        <w:tc>
+          <w:tcPr>
+            <w:tcW w:w="1831" w:type="pct"/>
+          </w:tcPr>
+          <w:p>
+            <w:pPr>
+              <w:keepNext/>
+              <w:keepLines/>
+              <w:spacing w:after="0"/>
+              <w:rPr>
+                <w:rFonts w:asciiTheme="majorBidi" w:hAnsiTheme="majorBidi" w:cstheme="majorBidi"/>
+                <w:sz w:val="18"/>
+                <w:szCs w:val="18"/>
+                <w:lang w:bidi="ar-IQ"/>
+              </w:rPr>
+            </w:pPr>
+            <w:r>
+              <w:rPr>
+                <w:rFonts w:asciiTheme="majorBidi" w:hAnsiTheme="majorBidi" w:cstheme="majorBidi"/>
+                <w:sz w:val="18"/>
+                <w:szCs w:val="18"/>
+                <w:rtl/>
+                <w:lang w:bidi="ar-IQ"/>
+              </w:rPr>
+              <w:t xml:space="preserve">معمارية الحاسوب</w:t>
+            </w:r>
+          </w:p>
+        </w:tc>
+        <w:tc>
+          <w:tcPr>
+            <w:tcW w:w="339" w:type="pct"/>
+          </w:tcPr>
+          <w:p>
+            <w:pPr>
+              <w:keepNext/>
+              <w:keepLines/>
+              <w:spacing w:after="0"/>
+              <w:rPr>
+                <w:rFonts w:asciiTheme="majorBidi" w:hAnsiTheme="majorBidi" w:cstheme="majorBidi"/>
+                <w:sz w:val="18"/>
+                <w:szCs w:val="18"/>
+                <w:lang w:bidi="ar-IQ"/>
+              </w:rPr>
+            </w:pPr>
+            <w:r>
+              <w:rPr>
+                <w:rFonts w:asciiTheme="majorBidi" w:hAnsiTheme="majorBidi" w:cstheme="majorBidi"/>
+                <w:sz w:val="18"/>
+                <w:szCs w:val="18"/>
+                <w:rtl/>
+                <w:lang w:bidi="ar-IQ"/>
+              </w:rPr>
+              <w:t xml:space="preserve">٥١</w:t>
+            </w:r>
+          </w:p>
+        </w:tc>
+        <w:tc>
+          <w:tcPr>
+            <w:tcW w:w="325" w:type="pct"/>
+          </w:tcPr>
+          <w:p>
+            <w:pPr>
+              <w:keepNext/>
+              <w:keepLines/>
+              <w:spacing w:after="0"/>
+              <w:rPr>
+                <w:rFonts w:asciiTheme="majorBidi" w:hAnsiTheme="majorBidi" w:cstheme="majorBidi"/>
+                <w:sz w:val="18"/>
+                <w:szCs w:val="18"/>
+              </w:rPr>
+            </w:pPr>
+            <w:r>
+              <w:rPr>
+                <w:rFonts w:asciiTheme="majorBidi" w:hAnsiTheme="majorBidi" w:cstheme="majorBidi"/>
+                <w:sz w:val="18"/>
+                <w:szCs w:val="18"/>
+                <w:rtl/>
+                <w:lang w:bidi="ar-IQ"/>
+              </w:rPr>
+              <w:t xml:space="preserve">٣</w:t>
             </w:r>
           </w:p>
         </w:tc>
@@ -3461,7 +5710,7 @@
                 <w:rtl/>
                 <w:lang w:bidi="ar-IQ"/>
               </w:rPr>
-              <w:t xml:space="preserve">‎٢٠١٨-٢٠١٩‎</w:t>
+              <w:t xml:space="preserve">‎٢٠١٩-٢٠٢٠‎</w:t>
             </w:r>
             <w:r>
               <w:rPr>
@@ -3480,7 +5729,7 @@
                 <w:szCs w:val="18"/>
                 <w:lang w:bidi="ar-IQ"/>
               </w:rPr>
-              <w:t xml:space="preserve">٣</w:t>
+              <w:t xml:space="preserve">٤</w:t>
             </w:r>
           </w:p>
         </w:tc>
@@ -3511,7 +5760,7 @@
                 <w:rtl/>
                 <w:lang w:bidi="ar-IQ"/>
               </w:rPr>
-              <w:t xml:space="preserve">‎٢٠١٩-٢٠٢٠‎</w:t>
+              <w:t xml:space="preserve"/>
             </w:r>
             <w:r>
               <w:rPr>
@@ -3550,7 +5799,7 @@
                 <w:szCs w:val="18"/>
                 <w:lang w:bidi="ar-IQ"/>
               </w:rPr>
-              <w:t xml:space="preserve">٤</w:t>
+              <w:t xml:space="preserve"/>
             </w:r>
           </w:p>
         </w:tc>
@@ -3774,7 +6023,7 @@
                 <w:rtl/>
                 <w:lang w:bidi="ar-IQ"/>
               </w:rPr>
-              <w:t xml:space="preserve">الذكاء الاصطناعي*</w:t>
+              <w:t xml:space="preserve">الحوسبة السحابية</w:t>
             </w:r>
           </w:p>
         </w:tc>
@@ -3802,7 +6051,7 @@
                 <w:rtl/>
                 <w:lang w:bidi="ar-IQ"/>
               </w:rPr>
-              <w:t xml:space="preserve">٥٠</w:t>
+              <w:t xml:space="preserve">٨٤</w:t>
             </w:r>
           </w:p>
         </w:tc>
@@ -3831,7 +6080,7 @@
                 <w:rtl/>
                 <w:lang w:bidi="ar-IQ"/>
               </w:rPr>
-              <w:t xml:space="preserve">٣</w:t>
+              <w:t xml:space="preserve">٢</w:t>
             </w:r>
           </w:p>
         </w:tc>
@@ -3859,7 +6108,7 @@
                 <w:rtl/>
                 <w:lang w:bidi="ar-IQ"/>
               </w:rPr>
-              <w:t xml:space="preserve">التنقيب عن البيانات</w:t>
+              <w:t xml:space="preserve"/>
             </w:r>
           </w:p>
         </w:tc>
@@ -3887,7 +6136,7 @@
                 <w:rtl/>
                 <w:lang w:bidi="ar-IQ"/>
               </w:rPr>
-              <w:t xml:space="preserve">٨٩</w:t>
+              <w:t xml:space="preserve"/>
             </w:r>
           </w:p>
         </w:tc>
@@ -3914,7 +6163,7 @@
                 <w:rtl/>
                 <w:lang w:bidi="ar-IQ"/>
               </w:rPr>
-              <w:t xml:space="preserve">٢</w:t>
+              <w:t xml:space="preserve"/>
             </w:r>
           </w:p>
         </w:tc>
@@ -3947,7 +6196,7 @@
                 <w:rtl/>
                 <w:lang w:bidi="ar-IQ"/>
               </w:rPr>
-              <w:t xml:space="preserve">برمجة المواقع 1</w:t>
+              <w:t xml:space="preserve">الذكاء الحاسوبي</w:t>
             </w:r>
           </w:p>
         </w:tc>
@@ -3975,7 +6224,7 @@
                 <w:rtl/>
                 <w:lang w:bidi="ar-IQ"/>
               </w:rPr>
-              <w:t xml:space="preserve">٥٨</w:t>
+              <w:t xml:space="preserve">٦٨</w:t>
             </w:r>
           </w:p>
         </w:tc>
@@ -4032,7 +6281,7 @@
                 <w:rtl/>
                 <w:lang w:bidi="ar-IQ"/>
               </w:rPr>
-              <w:t xml:space="preserve">الحوسبة السحابية</w:t>
+              <w:t xml:space="preserve"/>
             </w:r>
           </w:p>
         </w:tc>
@@ -4060,7 +6309,7 @@
                 <w:rtl/>
                 <w:lang w:bidi="ar-IQ"/>
               </w:rPr>
-              <w:t xml:space="preserve">٨٤</w:t>
+              <w:t xml:space="preserve"/>
             </w:r>
           </w:p>
         </w:tc>
@@ -4087,7 +6336,7 @@
                 <w:rtl/>
                 <w:lang w:bidi="ar-IQ"/>
               </w:rPr>
-              <w:t xml:space="preserve">٢</w:t>
+              <w:t xml:space="preserve"/>
             </w:r>
           </w:p>
         </w:tc>
@@ -4120,7 +6369,7 @@
                 <w:rtl/>
                 <w:lang w:bidi="ar-IQ"/>
               </w:rPr>
-              <w:t xml:space="preserve">تحليل وتصميم النظم</w:t>
+              <w:t xml:space="preserve">تطبيقات النقال</w:t>
             </w:r>
           </w:p>
         </w:tc>
@@ -4148,7 +6397,7 @@
                 <w:rtl/>
                 <w:lang w:bidi="ar-IQ"/>
               </w:rPr>
-              <w:t xml:space="preserve">٥٠</w:t>
+              <w:t xml:space="preserve">٩٠</w:t>
             </w:r>
           </w:p>
         </w:tc>
@@ -4205,7 +6454,7 @@
                 <w:rtl/>
                 <w:lang w:bidi="ar-IQ"/>
               </w:rPr>
-              <w:t xml:space="preserve">الذكاء الحاسوبي</w:t>
+              <w:t xml:space="preserve"/>
             </w:r>
           </w:p>
         </w:tc>
@@ -4233,7 +6482,7 @@
                 <w:rtl/>
                 <w:lang w:bidi="ar-IQ"/>
               </w:rPr>
-              <w:t xml:space="preserve">٦٨</w:t>
+              <w:t xml:space="preserve"/>
             </w:r>
           </w:p>
         </w:tc>
@@ -4260,7 +6509,7 @@
                 <w:rtl/>
                 <w:lang w:bidi="ar-IQ"/>
               </w:rPr>
-              <w:t xml:space="preserve">٣</w:t>
+              <w:t xml:space="preserve"/>
             </w:r>
           </w:p>
         </w:tc>
@@ -4293,7 +6542,7 @@
                 <w:rtl/>
                 <w:lang w:bidi="ar-IQ"/>
               </w:rPr>
-              <w:t xml:space="preserve">شبكات الحاسوب 1</w:t>
+              <w:t xml:space="preserve">مشروع التخرج</w:t>
             </w:r>
           </w:p>
         </w:tc>
@@ -4321,7 +6570,7 @@
                 <w:rtl/>
                 <w:lang w:bidi="ar-IQ"/>
               </w:rPr>
-              <w:t xml:space="preserve">٥٠</w:t>
+              <w:t xml:space="preserve">٨٣</w:t>
             </w:r>
           </w:p>
         </w:tc>
@@ -4350,7 +6599,7 @@
                 <w:rtl/>
                 <w:lang w:bidi="ar-IQ"/>
               </w:rPr>
-              <w:t xml:space="preserve">٣</w:t>
+              <w:t xml:space="preserve">٢</w:t>
             </w:r>
           </w:p>
         </w:tc>
@@ -4378,7 +6627,7 @@
                 <w:rtl/>
                 <w:lang w:bidi="ar-IQ"/>
               </w:rPr>
-              <w:t xml:space="preserve">الرؤية في الحاسوب</w:t>
+              <w:t xml:space="preserve"/>
             </w:r>
           </w:p>
         </w:tc>
@@ -4406,7 +6655,7 @@
                 <w:rtl/>
                 <w:lang w:bidi="ar-IQ"/>
               </w:rPr>
-              <w:t xml:space="preserve">٧٨</w:t>
+              <w:t xml:space="preserve"/>
             </w:r>
           </w:p>
         </w:tc>
@@ -4433,7 +6682,7 @@
                 <w:rtl/>
                 <w:lang w:bidi="ar-IQ"/>
               </w:rPr>
-              <w:t xml:space="preserve">٣</w:t>
+              <w:t xml:space="preserve"/>
             </w:r>
           </w:p>
         </w:tc>
@@ -4466,7 +6715,7 @@
                 <w:rtl/>
                 <w:lang w:bidi="ar-IQ"/>
               </w:rPr>
-              <w:t xml:space="preserve">مفاهيم لغات البرمجة</w:t>
+              <w:t xml:space="preserve">نظم التشغيل</w:t>
             </w:r>
           </w:p>
         </w:tc>
@@ -4494,7 +6743,7 @@
                 <w:rtl/>
                 <w:lang w:bidi="ar-IQ"/>
               </w:rPr>
-              <w:t xml:space="preserve">٥٠</w:t>
+              <w:t xml:space="preserve">٨٠</w:t>
             </w:r>
           </w:p>
         </w:tc>
@@ -4523,7 +6772,7 @@
                 <w:rtl/>
                 <w:lang w:bidi="ar-IQ"/>
               </w:rPr>
-              <w:t xml:space="preserve">٢</w:t>
+              <w:t xml:space="preserve">٣</w:t>
             </w:r>
           </w:p>
         </w:tc>
@@ -4551,7 +6800,7 @@
                 <w:rtl/>
                 <w:lang w:bidi="ar-IQ"/>
               </w:rPr>
-              <w:t xml:space="preserve">تطبيقات النقال</w:t>
+              <w:t xml:space="preserve"/>
             </w:r>
           </w:p>
         </w:tc>
@@ -4579,7 +6828,7 @@
                 <w:rtl/>
                 <w:lang w:bidi="ar-IQ"/>
               </w:rPr>
-              <w:t xml:space="preserve">٩٠</w:t>
+              <w:t xml:space="preserve"/>
             </w:r>
           </w:p>
         </w:tc>
@@ -4606,7 +6855,7 @@
                 <w:rtl/>
                 <w:lang w:bidi="ar-IQ"/>
               </w:rPr>
-              <w:t xml:space="preserve">٣</w:t>
+              <w:t xml:space="preserve"/>
             </w:r>
           </w:p>
         </w:tc>
@@ -4639,7 +6888,7 @@
                 <w:rtl/>
                 <w:lang w:bidi="ar-IQ"/>
               </w:rPr>
-              <w:t xml:space="preserve">هندسة البرامجيات</w:t>
+              <w:t xml:space="preserve">المحاكاة بالحاسوب</w:t>
             </w:r>
           </w:p>
         </w:tc>
@@ -4667,7 +6916,7 @@
                 <w:rtl/>
                 <w:lang w:bidi="ar-IQ"/>
               </w:rPr>
-              <w:t xml:space="preserve">٦٥</w:t>
+              <w:t xml:space="preserve">٨٠</w:t>
             </w:r>
           </w:p>
         </w:tc>
@@ -4724,7 +6973,7 @@
                 <w:rtl/>
                 <w:lang w:bidi="ar-IQ"/>
               </w:rPr>
-              <w:t xml:space="preserve">مشروع التخرج</w:t>
+              <w:t xml:space="preserve"/>
             </w:r>
           </w:p>
         </w:tc>
@@ -4752,7 +7001,7 @@
                 <w:rtl/>
                 <w:lang w:bidi="ar-IQ"/>
               </w:rPr>
-              <w:t xml:space="preserve">٨٣</w:t>
+              <w:t xml:space="preserve"/>
             </w:r>
           </w:p>
         </w:tc>
@@ -4779,7 +7028,7 @@
                 <w:rtl/>
                 <w:lang w:bidi="ar-IQ"/>
               </w:rPr>
-              <w:t xml:space="preserve">٢</w:t>
+              <w:t xml:space="preserve"/>
             </w:r>
           </w:p>
         </w:tc>
@@ -4812,7 +7061,7 @@
                 <w:rtl/>
                 <w:lang w:bidi="ar-IQ"/>
               </w:rPr>
-              <w:t xml:space="preserve">هياكل البيانات 2</w:t>
+              <w:t xml:space="preserve">امنية الحاسوب</w:t>
             </w:r>
           </w:p>
         </w:tc>
@@ -4840,7 +7089,7 @@
                 <w:rtl/>
                 <w:lang w:bidi="ar-IQ"/>
               </w:rPr>
-              <w:t xml:space="preserve">٥٢</w:t>
+              <w:t xml:space="preserve">٨٠</w:t>
             </w:r>
           </w:p>
         </w:tc>
@@ -4897,7 +7146,7 @@
                 <w:rtl/>
                 <w:lang w:bidi="ar-IQ"/>
               </w:rPr>
-              <w:t xml:space="preserve">نظم التشغيل</w:t>
+              <w:t xml:space="preserve"/>
             </w:r>
           </w:p>
         </w:tc>
@@ -4925,7 +7174,7 @@
                 <w:rtl/>
                 <w:lang w:bidi="ar-IQ"/>
               </w:rPr>
-              <w:t xml:space="preserve">٨٠</w:t>
+              <w:t xml:space="preserve"/>
             </w:r>
           </w:p>
         </w:tc>
@@ -4952,7 +7201,7 @@
                 <w:rtl/>
                 <w:lang w:bidi="ar-IQ"/>
               </w:rPr>
-              <w:t xml:space="preserve">٣</w:t>
+              <w:t xml:space="preserve"/>
             </w:r>
           </w:p>
         </w:tc>
@@ -4985,7 +7234,7 @@
                 <w:rtl/>
                 <w:lang w:bidi="ar-IQ"/>
               </w:rPr>
-              <w:t xml:space="preserve">أخلاقيات الحاسوب</w:t>
+              <w:t xml:space="preserve">تفاعل الانسان مع الحاسوب</w:t>
             </w:r>
           </w:p>
         </w:tc>
@@ -5013,7 +7262,7 @@
                 <w:rtl/>
                 <w:lang w:bidi="ar-IQ"/>
               </w:rPr>
-              <w:t xml:space="preserve">٥٨</w:t>
+              <w:t xml:space="preserve">٨٠</w:t>
             </w:r>
           </w:p>
         </w:tc>
@@ -5042,7 +7291,7 @@
                 <w:rtl/>
                 <w:lang w:bidi="ar-IQ"/>
               </w:rPr>
-              <w:t xml:space="preserve">٢</w:t>
+              <w:t xml:space="preserve">٣</w:t>
             </w:r>
           </w:p>
         </w:tc>
@@ -5070,7 +7319,7 @@
                 <w:rtl/>
                 <w:lang w:bidi="ar-IQ"/>
               </w:rPr>
-              <w:t xml:space="preserve">المحاكاة بالحاسوب</w:t>
+              <w:t xml:space="preserve"/>
             </w:r>
           </w:p>
         </w:tc>
@@ -5098,7 +7347,7 @@
                 <w:rtl/>
                 <w:lang w:bidi="ar-IQ"/>
               </w:rPr>
-              <w:t xml:space="preserve">٨٠</w:t>
+              <w:t xml:space="preserve"/>
             </w:r>
           </w:p>
         </w:tc>
@@ -5125,7 +7374,7 @@
                 <w:rtl/>
                 <w:lang w:bidi="ar-IQ"/>
               </w:rPr>
-              <w:t xml:space="preserve">٣</w:t>
+              <w:t xml:space="preserve"/>
             </w:r>
           </w:p>
         </w:tc>
@@ -5158,7 +7407,7 @@
                 <w:rtl/>
                 <w:lang w:bidi="ar-IQ"/>
               </w:rPr>
-              <w:t xml:space="preserve">المترجمات</w:t>
+              <w:t xml:space="preserve">مهارات اتصال</w:t>
             </w:r>
           </w:p>
         </w:tc>
@@ -5186,7 +7435,7 @@
                 <w:rtl/>
                 <w:lang w:bidi="ar-IQ"/>
               </w:rPr>
-              <w:t xml:space="preserve">٦٣</w:t>
+              <w:t xml:space="preserve">٨٩</w:t>
             </w:r>
           </w:p>
         </w:tc>
@@ -5215,7 +7464,7 @@
                 <w:rtl/>
                 <w:lang w:bidi="ar-IQ"/>
               </w:rPr>
-              <w:t xml:space="preserve">٤</w:t>
+              <w:t xml:space="preserve">٣</w:t>
             </w:r>
           </w:p>
         </w:tc>
@@ -5243,7 +7492,7 @@
                 <w:rtl/>
                 <w:lang w:bidi="ar-IQ"/>
               </w:rPr>
-              <w:t xml:space="preserve">امنية الحاسوب</w:t>
+              <w:t xml:space="preserve"/>
             </w:r>
           </w:p>
         </w:tc>
@@ -5271,7 +7520,7 @@
                 <w:rtl/>
                 <w:lang w:bidi="ar-IQ"/>
               </w:rPr>
-              <w:t xml:space="preserve">٨٠</w:t>
+              <w:t xml:space="preserve"/>
             </w:r>
           </w:p>
         </w:tc>
@@ -5298,7 +7547,7 @@
                 <w:rtl/>
                 <w:lang w:bidi="ar-IQ"/>
               </w:rPr>
-              <w:t xml:space="preserve">٣</w:t>
+              <w:t xml:space="preserve"/>
             </w:r>
           </w:p>
         </w:tc>
@@ -5331,7 +7580,7 @@
                 <w:rtl/>
                 <w:lang w:bidi="ar-IQ"/>
               </w:rPr>
-              <w:t xml:space="preserve">بحوث العمليات*</w:t>
+              <w:t xml:space="preserve">مواضيع مختارة</w:t>
             </w:r>
           </w:p>
         </w:tc>
@@ -5359,7 +7608,7 @@
                 <w:rtl/>
                 <w:lang w:bidi="ar-IQ"/>
               </w:rPr>
-              <w:t xml:space="preserve">٥٠</w:t>
+              <w:t xml:space="preserve">٨٦</w:t>
             </w:r>
           </w:p>
         </w:tc>
@@ -5416,7 +7665,7 @@
                 <w:rtl/>
                 <w:lang w:bidi="ar-IQ"/>
               </w:rPr>
-              <w:t xml:space="preserve">تفاعل الانسان مع الحاسوب</w:t>
+              <w:t xml:space="preserve"/>
             </w:r>
           </w:p>
         </w:tc>
@@ -5444,7 +7693,7 @@
                 <w:rtl/>
                 <w:lang w:bidi="ar-IQ"/>
               </w:rPr>
-              <w:t xml:space="preserve">٨٠</w:t>
+              <w:t xml:space="preserve"/>
             </w:r>
           </w:p>
         </w:tc>
@@ -5471,7 +7720,7 @@
                 <w:rtl/>
                 <w:lang w:bidi="ar-IQ"/>
               </w:rPr>
-              <w:t xml:space="preserve">٣</w:t>
+              <w:t xml:space="preserve"/>
             </w:r>
           </w:p>
         </w:tc>
@@ -5504,7 +7753,7 @@
                 <w:rtl/>
                 <w:lang w:bidi="ar-IQ"/>
               </w:rPr>
-              <w:t xml:space="preserve">برمجة المواقع 2</w:t>
+              <w:t xml:space="preserve">هندسة المعرفة</w:t>
             </w:r>
           </w:p>
         </w:tc>
@@ -5532,7 +7781,7 @@
                 <w:rtl/>
                 <w:lang w:bidi="ar-IQ"/>
               </w:rPr>
-              <w:t xml:space="preserve">٥٧</w:t>
+              <w:t xml:space="preserve">٩٢</w:t>
             </w:r>
           </w:p>
         </w:tc>
@@ -5589,7 +7838,7 @@
                 <w:rtl/>
                 <w:lang w:bidi="ar-IQ"/>
               </w:rPr>
-              <w:t xml:space="preserve">مهارات اتصال</w:t>
+              <w:t xml:space="preserve"/>
             </w:r>
           </w:p>
         </w:tc>
@@ -5617,7 +7866,7 @@
                 <w:rtl/>
                 <w:lang w:bidi="ar-IQ"/>
               </w:rPr>
-              <w:t xml:space="preserve">٨٩</w:t>
+              <w:t xml:space="preserve"/>
             </w:r>
           </w:p>
         </w:tc>
@@ -5644,7 +7893,7 @@
                 <w:rtl/>
                 <w:lang w:bidi="ar-IQ"/>
               </w:rPr>
-              <w:t xml:space="preserve">٣</w:t>
+              <w:t xml:space="preserve"/>
             </w:r>
           </w:p>
         </w:tc>
@@ -5655,525 +7904,6 @@
         </w:trPr>
         <w:tc>
           <w:tcPr>
-            <w:tcW w:w="1828" w:type="pct"/>
-          </w:tcPr>
-          <w:p>
-            <w:pPr>
-              <w:keepNext/>
-              <w:keepLines/>
-              <w:spacing w:after="0"/>
-              <w:rPr>
-                <w:rFonts w:asciiTheme="majorBidi" w:hAnsiTheme="majorBidi" w:cstheme="majorBidi"/>
-                <w:sz w:val="18"/>
-                <w:szCs w:val="18"/>
-                <w:lang w:bidi="ar-IQ"/>
-              </w:rPr>
-            </w:pPr>
-            <w:r>
-              <w:rPr>
-                <w:rFonts w:asciiTheme="majorBidi" w:hAnsiTheme="majorBidi" w:cstheme="majorBidi"/>
-                <w:sz w:val="18"/>
-                <w:szCs w:val="18"/>
-                <w:rtl/>
-                <w:lang w:bidi="ar-IQ"/>
-              </w:rPr>
-              <w:t xml:space="preserve">شبكات الحاسوب 2</w:t>
-            </w:r>
-          </w:p>
-        </w:tc>
-        <w:tc>
-          <w:tcPr>
-            <w:tcW w:w="338" w:type="pct"/>
-          </w:tcPr>
-          <w:p>
-            <w:pPr>
-              <w:keepNext/>
-              <w:keepLines/>
-              <w:spacing w:after="0"/>
-              <w:rPr>
-                <w:rFonts w:asciiTheme="majorBidi" w:hAnsiTheme="majorBidi" w:cstheme="majorBidi"/>
-                <w:sz w:val="18"/>
-                <w:szCs w:val="18"/>
-                <w:lang w:bidi="ar-IQ"/>
-              </w:rPr>
-            </w:pPr>
-            <w:r>
-              <w:rPr>
-                <w:rFonts w:asciiTheme="majorBidi" w:hAnsiTheme="majorBidi" w:cstheme="majorBidi"/>
-                <w:sz w:val="18"/>
-                <w:szCs w:val="18"/>
-                <w:rtl/>
-                <w:lang w:bidi="ar-IQ"/>
-              </w:rPr>
-              <w:t xml:space="preserve">٥٠</w:t>
-            </w:r>
-          </w:p>
-        </w:tc>
-        <w:tc>
-          <w:tcPr>
-            <w:tcW w:w="339" w:type="pct"/>
-            <w:gridSpan w:val="2"/>
-          </w:tcPr>
-          <w:p>
-            <w:pPr>
-              <w:keepNext/>
-              <w:keepLines/>
-              <w:spacing w:after="0"/>
-              <w:rPr>
-                <w:rFonts w:asciiTheme="majorBidi" w:hAnsiTheme="majorBidi" w:cstheme="majorBidi"/>
-                <w:sz w:val="18"/>
-                <w:szCs w:val="18"/>
-                <w:lang w:bidi="ar-IQ"/>
-              </w:rPr>
-            </w:pPr>
-            <w:r>
-              <w:rPr>
-                <w:rFonts w:asciiTheme="majorBidi" w:hAnsiTheme="majorBidi" w:cstheme="majorBidi"/>
-                <w:sz w:val="18"/>
-                <w:szCs w:val="18"/>
-                <w:rtl/>
-                <w:lang w:bidi="ar-IQ"/>
-              </w:rPr>
-              <w:t xml:space="preserve">٣</w:t>
-            </w:r>
-          </w:p>
-        </w:tc>
-        <w:tc>
-          <w:tcPr>
-            <w:tcW w:w="1831" w:type="pct"/>
-          </w:tcPr>
-          <w:p>
-            <w:pPr>
-              <w:keepNext/>
-              <w:keepLines/>
-              <w:spacing w:after="0"/>
-              <w:rPr>
-                <w:rFonts w:asciiTheme="majorBidi" w:hAnsiTheme="majorBidi" w:cstheme="majorBidi"/>
-                <w:sz w:val="18"/>
-                <w:szCs w:val="18"/>
-                <w:lang w:bidi="ar-IQ"/>
-              </w:rPr>
-            </w:pPr>
-            <w:r>
-              <w:rPr>
-                <w:rFonts w:asciiTheme="majorBidi" w:hAnsiTheme="majorBidi" w:cstheme="majorBidi"/>
-                <w:sz w:val="18"/>
-                <w:szCs w:val="18"/>
-                <w:rtl/>
-                <w:lang w:bidi="ar-IQ"/>
-              </w:rPr>
-              <w:t xml:space="preserve">مواضيع مختارة</w:t>
-            </w:r>
-          </w:p>
-        </w:tc>
-        <w:tc>
-          <w:tcPr>
-            <w:tcW w:w="339" w:type="pct"/>
-          </w:tcPr>
-          <w:p>
-            <w:pPr>
-              <w:keepNext/>
-              <w:keepLines/>
-              <w:spacing w:after="0"/>
-              <w:rPr>
-                <w:rFonts w:asciiTheme="majorBidi" w:hAnsiTheme="majorBidi" w:cstheme="majorBidi"/>
-                <w:sz w:val="18"/>
-                <w:szCs w:val="18"/>
-                <w:lang w:bidi="ar-IQ"/>
-              </w:rPr>
-            </w:pPr>
-            <w:r>
-              <w:rPr>
-                <w:rFonts w:asciiTheme="majorBidi" w:hAnsiTheme="majorBidi" w:cstheme="majorBidi"/>
-                <w:sz w:val="18"/>
-                <w:szCs w:val="18"/>
-                <w:rtl/>
-                <w:lang w:bidi="ar-IQ"/>
-              </w:rPr>
-              <w:t xml:space="preserve">٨٦</w:t>
-            </w:r>
-          </w:p>
-        </w:tc>
-        <w:tc>
-          <w:tcPr>
-            <w:tcW w:w="325" w:type="pct"/>
-          </w:tcPr>
-          <w:p>
-            <w:pPr>
-              <w:keepNext/>
-              <w:keepLines/>
-              <w:spacing w:after="0"/>
-              <w:rPr>
-                <w:rFonts w:asciiTheme="majorBidi" w:hAnsiTheme="majorBidi" w:cstheme="majorBidi"/>
-                <w:sz w:val="18"/>
-                <w:szCs w:val="18"/>
-              </w:rPr>
-            </w:pPr>
-            <w:r>
-              <w:rPr>
-                <w:rFonts w:asciiTheme="majorBidi" w:hAnsiTheme="majorBidi" w:cstheme="majorBidi"/>
-                <w:sz w:val="18"/>
-                <w:szCs w:val="18"/>
-                <w:rtl/>
-                <w:lang w:bidi="ar-IQ"/>
-              </w:rPr>
-              <w:t xml:space="preserve">٣</w:t>
-            </w:r>
-          </w:p>
-        </w:tc>
-      </w:tr>
-      <w:tr>
-        <w:trPr>
-          <w:cantSplit/>
-        </w:trPr>
-        <w:tc>
-          <w:tcPr>
-            <w:tcW w:w="1828" w:type="pct"/>
-          </w:tcPr>
-          <w:p>
-            <w:pPr>
-              <w:keepNext/>
-              <w:keepLines/>
-              <w:spacing w:after="0"/>
-              <w:rPr>
-                <w:rFonts w:asciiTheme="majorBidi" w:hAnsiTheme="majorBidi" w:cstheme="majorBidi"/>
-                <w:sz w:val="18"/>
-                <w:szCs w:val="18"/>
-                <w:lang w:bidi="ar-IQ"/>
-              </w:rPr>
-            </w:pPr>
-            <w:r>
-              <w:rPr>
-                <w:rFonts w:asciiTheme="majorBidi" w:hAnsiTheme="majorBidi" w:cstheme="majorBidi"/>
-                <w:sz w:val="18"/>
-                <w:szCs w:val="18"/>
-                <w:rtl/>
-                <w:lang w:bidi="ar-IQ"/>
-              </w:rPr>
-              <w:t xml:space="preserve">قواعد البيانات</w:t>
-            </w:r>
-          </w:p>
-        </w:tc>
-        <w:tc>
-          <w:tcPr>
-            <w:tcW w:w="338" w:type="pct"/>
-          </w:tcPr>
-          <w:p>
-            <w:pPr>
-              <w:keepNext/>
-              <w:keepLines/>
-              <w:spacing w:after="0"/>
-              <w:rPr>
-                <w:rFonts w:asciiTheme="majorBidi" w:hAnsiTheme="majorBidi" w:cstheme="majorBidi"/>
-                <w:sz w:val="18"/>
-                <w:szCs w:val="18"/>
-                <w:lang w:bidi="ar-IQ"/>
-              </w:rPr>
-            </w:pPr>
-            <w:r>
-              <w:rPr>
-                <w:rFonts w:asciiTheme="majorBidi" w:hAnsiTheme="majorBidi" w:cstheme="majorBidi"/>
-                <w:sz w:val="18"/>
-                <w:szCs w:val="18"/>
-                <w:rtl/>
-                <w:lang w:bidi="ar-IQ"/>
-              </w:rPr>
-              <w:t xml:space="preserve">٥٥</w:t>
-            </w:r>
-          </w:p>
-        </w:tc>
-        <w:tc>
-          <w:tcPr>
-            <w:tcW w:w="339" w:type="pct"/>
-            <w:gridSpan w:val="2"/>
-          </w:tcPr>
-          <w:p>
-            <w:pPr>
-              <w:keepNext/>
-              <w:keepLines/>
-              <w:spacing w:after="0"/>
-              <w:rPr>
-                <w:rFonts w:asciiTheme="majorBidi" w:hAnsiTheme="majorBidi" w:cstheme="majorBidi"/>
-                <w:sz w:val="18"/>
-                <w:szCs w:val="18"/>
-                <w:lang w:bidi="ar-IQ"/>
-              </w:rPr>
-            </w:pPr>
-            <w:r>
-              <w:rPr>
-                <w:rFonts w:asciiTheme="majorBidi" w:hAnsiTheme="majorBidi" w:cstheme="majorBidi"/>
-                <w:sz w:val="18"/>
-                <w:szCs w:val="18"/>
-                <w:rtl/>
-                <w:lang w:bidi="ar-IQ"/>
-              </w:rPr>
-              <w:t xml:space="preserve">٣</w:t>
-            </w:r>
-          </w:p>
-        </w:tc>
-        <w:tc>
-          <w:tcPr>
-            <w:tcW w:w="1831" w:type="pct"/>
-          </w:tcPr>
-          <w:p>
-            <w:pPr>
-              <w:keepNext/>
-              <w:keepLines/>
-              <w:spacing w:after="0"/>
-              <w:rPr>
-                <w:rFonts w:asciiTheme="majorBidi" w:hAnsiTheme="majorBidi" w:cstheme="majorBidi"/>
-                <w:sz w:val="18"/>
-                <w:szCs w:val="18"/>
-                <w:lang w:bidi="ar-IQ"/>
-              </w:rPr>
-            </w:pPr>
-            <w:r>
-              <w:rPr>
-                <w:rFonts w:asciiTheme="majorBidi" w:hAnsiTheme="majorBidi" w:cstheme="majorBidi"/>
-                <w:sz w:val="18"/>
-                <w:szCs w:val="18"/>
-                <w:rtl/>
-                <w:lang w:bidi="ar-IQ"/>
-              </w:rPr>
-              <w:t xml:space="preserve">هندسة المعرفة</w:t>
-            </w:r>
-          </w:p>
-        </w:tc>
-        <w:tc>
-          <w:tcPr>
-            <w:tcW w:w="339" w:type="pct"/>
-          </w:tcPr>
-          <w:p>
-            <w:pPr>
-              <w:keepNext/>
-              <w:keepLines/>
-              <w:spacing w:after="0"/>
-              <w:rPr>
-                <w:rFonts w:asciiTheme="majorBidi" w:hAnsiTheme="majorBidi" w:cstheme="majorBidi"/>
-                <w:sz w:val="18"/>
-                <w:szCs w:val="18"/>
-                <w:lang w:bidi="ar-IQ"/>
-              </w:rPr>
-            </w:pPr>
-            <w:r>
-              <w:rPr>
-                <w:rFonts w:asciiTheme="majorBidi" w:hAnsiTheme="majorBidi" w:cstheme="majorBidi"/>
-                <w:sz w:val="18"/>
-                <w:szCs w:val="18"/>
-                <w:rtl/>
-                <w:lang w:bidi="ar-IQ"/>
-              </w:rPr>
-              <w:t xml:space="preserve">٩٢</w:t>
-            </w:r>
-          </w:p>
-        </w:tc>
-        <w:tc>
-          <w:tcPr>
-            <w:tcW w:w="325" w:type="pct"/>
-          </w:tcPr>
-          <w:p>
-            <w:pPr>
-              <w:keepNext/>
-              <w:keepLines/>
-              <w:spacing w:after="0"/>
-              <w:rPr>
-                <w:rFonts w:asciiTheme="majorBidi" w:hAnsiTheme="majorBidi" w:cstheme="majorBidi"/>
-                <w:sz w:val="18"/>
-                <w:szCs w:val="18"/>
-              </w:rPr>
-            </w:pPr>
-            <w:r>
-              <w:rPr>
-                <w:rFonts w:asciiTheme="majorBidi" w:hAnsiTheme="majorBidi" w:cstheme="majorBidi"/>
-                <w:sz w:val="18"/>
-                <w:szCs w:val="18"/>
-                <w:rtl/>
-                <w:lang w:bidi="ar-IQ"/>
-              </w:rPr>
-              <w:t xml:space="preserve">٣</w:t>
-            </w:r>
-          </w:p>
-        </w:tc>
-      </w:tr>
-      <w:tr>
-        <w:trPr>
-          <w:cantSplit/>
-        </w:trPr>
-        <w:tc>
-          <w:tcPr>
-            <w:tcW w:w="1828" w:type="pct"/>
-          </w:tcPr>
-          <w:p>
-            <w:pPr>
-              <w:keepNext/>
-              <w:keepLines/>
-              <w:spacing w:after="0"/>
-              <w:rPr>
-                <w:rFonts w:asciiTheme="majorBidi" w:hAnsiTheme="majorBidi" w:cstheme="majorBidi"/>
-                <w:sz w:val="18"/>
-                <w:szCs w:val="18"/>
-                <w:lang w:bidi="ar-IQ"/>
-              </w:rPr>
-            </w:pPr>
-            <w:r>
-              <w:rPr>
-                <w:rFonts w:asciiTheme="majorBidi" w:hAnsiTheme="majorBidi" w:cstheme="majorBidi"/>
-                <w:sz w:val="18"/>
-                <w:szCs w:val="18"/>
-                <w:rtl/>
-                <w:lang w:bidi="ar-IQ"/>
-              </w:rPr>
-              <w:t xml:space="preserve">معمارية الحاسوب</w:t>
-            </w:r>
-          </w:p>
-        </w:tc>
-        <w:tc>
-          <w:tcPr>
-            <w:tcW w:w="338" w:type="pct"/>
-          </w:tcPr>
-          <w:p>
-            <w:pPr>
-              <w:keepNext/>
-              <w:keepLines/>
-              <w:spacing w:after="0"/>
-              <w:rPr>
-                <w:rFonts w:asciiTheme="majorBidi" w:hAnsiTheme="majorBidi" w:cstheme="majorBidi"/>
-                <w:sz w:val="18"/>
-                <w:szCs w:val="18"/>
-                <w:lang w:bidi="ar-IQ"/>
-              </w:rPr>
-            </w:pPr>
-            <w:r>
-              <w:rPr>
-                <w:rFonts w:asciiTheme="majorBidi" w:hAnsiTheme="majorBidi" w:cstheme="majorBidi"/>
-                <w:sz w:val="18"/>
-                <w:szCs w:val="18"/>
-                <w:rtl/>
-                <w:lang w:bidi="ar-IQ"/>
-              </w:rPr>
-              <w:t xml:space="preserve">٥١</w:t>
-            </w:r>
-          </w:p>
-        </w:tc>
-        <w:tc>
-          <w:tcPr>
-            <w:tcW w:w="339" w:type="pct"/>
-            <w:gridSpan w:val="2"/>
-          </w:tcPr>
-          <w:p>
-            <w:pPr>
-              <w:keepNext/>
-              <w:keepLines/>
-              <w:spacing w:after="0"/>
-              <w:rPr>
-                <w:rFonts w:asciiTheme="majorBidi" w:hAnsiTheme="majorBidi" w:cstheme="majorBidi"/>
-                <w:sz w:val="18"/>
-                <w:szCs w:val="18"/>
-                <w:lang w:bidi="ar-IQ"/>
-              </w:rPr>
-            </w:pPr>
-            <w:r>
-              <w:rPr>
-                <w:rFonts w:asciiTheme="majorBidi" w:hAnsiTheme="majorBidi" w:cstheme="majorBidi"/>
-                <w:sz w:val="18"/>
-                <w:szCs w:val="18"/>
-                <w:rtl/>
-                <w:lang w:bidi="ar-IQ"/>
-              </w:rPr>
-              <w:t xml:space="preserve">٣</w:t>
-            </w:r>
-          </w:p>
-        </w:tc>
-        <w:tc>
-          <w:tcPr>
-            <w:tcW w:w="1831" w:type="pct"/>
-          </w:tcPr>
-          <w:p>
-            <w:pPr>
-              <w:keepNext/>
-              <w:keepLines/>
-              <w:spacing w:after="0"/>
-              <w:rPr>
-                <w:rFonts w:asciiTheme="majorBidi" w:hAnsiTheme="majorBidi" w:cstheme="majorBidi"/>
-                <w:sz w:val="18"/>
-                <w:szCs w:val="18"/>
-                <w:lang w:bidi="ar-IQ"/>
-              </w:rPr>
-            </w:pPr>
-            <w:r>
-              <w:rPr>
-                <w:rFonts w:asciiTheme="majorBidi" w:hAnsiTheme="majorBidi" w:cstheme="majorBidi"/>
-                <w:sz w:val="18"/>
-                <w:szCs w:val="18"/>
-                <w:rtl/>
-                <w:lang w:bidi="ar-IQ"/>
-              </w:rPr>
-              <w:t xml:space="preserve"/>
-            </w:r>
-          </w:p>
-        </w:tc>
-        <w:tc>
-          <w:tcPr>
-            <w:tcW w:w="339" w:type="pct"/>
-          </w:tcPr>
-          <w:p>
-            <w:pPr>
-              <w:keepNext/>
-              <w:keepLines/>
-              <w:spacing w:after="0"/>
-              <w:rPr>
-                <w:rFonts w:asciiTheme="majorBidi" w:hAnsiTheme="majorBidi" w:cstheme="majorBidi"/>
-                <w:sz w:val="18"/>
-                <w:szCs w:val="18"/>
-                <w:lang w:bidi="ar-IQ"/>
-              </w:rPr>
-            </w:pPr>
-            <w:r>
-              <w:rPr>
-                <w:rFonts w:asciiTheme="majorBidi" w:hAnsiTheme="majorBidi" w:cstheme="majorBidi"/>
-                <w:sz w:val="18"/>
-                <w:szCs w:val="18"/>
-                <w:rtl/>
-                <w:lang w:bidi="ar-IQ"/>
-              </w:rPr>
-              <w:t xml:space="preserve"/>
-            </w:r>
-          </w:p>
-        </w:tc>
-        <w:tc>
-          <w:tcPr>
-            <w:tcW w:w="325" w:type="pct"/>
-          </w:tcPr>
-          <w:p>
-            <w:pPr>
-              <w:keepNext/>
-              <w:keepLines/>
-              <w:spacing w:after="0"/>
-              <w:rPr>
-                <w:rFonts w:asciiTheme="majorBidi" w:hAnsiTheme="majorBidi" w:cstheme="majorBidi"/>
-                <w:sz w:val="18"/>
-                <w:szCs w:val="18"/>
-              </w:rPr>
-            </w:pPr>
-            <w:r>
-              <w:rPr>
-                <w:rFonts w:asciiTheme="majorBidi" w:hAnsiTheme="majorBidi" w:cstheme="majorBidi"/>
-                <w:sz w:val="18"/>
-                <w:szCs w:val="18"/>
-                <w:rtl/>
-                <w:lang w:bidi="ar-IQ"/>
-              </w:rPr>
-              <w:t xml:space="preserve"/>
-            </w:r>
-          </w:p>
-        </w:tc>
-      </w:tr>
-      <w:tr>
-        <w:trPr>
-          <w:cantSplit/>
-        </w:trPr>
-        <w:tc>
-          <w:tcPr>
             <w:tcW w:w="2500" w:type="pct"/>
             <w:gridSpan w:val="3"/>
           </w:tcPr>
@@ -6198,7 +7928,7 @@
                 <w:rtl/>
                 <w:lang w:bidi="ar-IQ"/>
               </w:rPr>
-              <w:t xml:space="preserve">ناجح بالدور: الثاني</w:t>
+              <w:t xml:space="preserve">ناجح بالدور: الأول</w:t>
             </w:r>
           </w:p>
         </w:tc>
@@ -6238,7 +7968,7 @@
                 <w:rtl/>
                 <w:lang w:bidi="ar-IQ"/>
               </w:rPr>
-              <w:t xml:space="preserve"> الأول</w:t>
+              <w:t xml:space="preserve"> </w:t>
             </w:r>
           </w:p>
         </w:tc>
@@ -6849,7 +8579,7 @@
           <w:rtl/>
           <w:lang w:bidi="ar-IQ"/>
         </w:rPr>
-        <w:t xml:space="preserve"> ٢٠٢٠/١١/١٧</w:t>
+        <w:t xml:space="preserve"> ‎٢٠٢٠/١١/١٧‎</w:t>
       </w:r>
     </w:p>
     <w:p>
@@ -7189,7 +8919,7 @@
           <w:sz w:val="24"/>
           <w:szCs w:val="24"/>
         </w:rPr>
-        <w:t xml:space="preserve">٢٠١٦</w:t>
+        <w:t xml:space="preserve">‎٢٠١٦‎</w:t>
       </w:r>
       <w:r>
         <w:rPr>
@@ -7308,7 +9038,7 @@
           <w:sz w:val="24"/>
           <w:szCs w:val="24"/>
         </w:rPr>
-        <w:t xml:space="preserve">٢٠١٧</w:t>
+        <w:t xml:space="preserve">‎٢٠١٨‎</w:t>
       </w:r>
       <w:r>
         <w:rPr>
@@ -7427,7 +9157,7 @@
           <w:sz w:val="24"/>
           <w:szCs w:val="24"/>
         </w:rPr>
-        <w:t xml:space="preserve">٢٠١٨</w:t>
+        <w:t xml:space="preserve">‎٢٠١٨‎</w:t>
       </w:r>
       <w:r>
         <w:rPr>
